--- a/CHATGPT/Kalkulation_speisekarte/Speisekarte Gerichte.docx
+++ b/CHATGPT/Kalkulation_speisekarte/Speisekarte Gerichte.docx
@@ -92,7 +92,14 @@
           <w:sz w:val="28"/>
           <w:szCs w:val="28"/>
         </w:rPr>
-        <w:t xml:space="preserve">150g </w:t>
+        <w:t>10</w:t>
+      </w:r>
+      <w:r>
+        <w:rPr>
+          <w:sz w:val="28"/>
+          <w:szCs w:val="28"/>
+        </w:rPr>
+        <w:t xml:space="preserve">0g </w:t>
       </w:r>
       <w:r>
         <w:rPr>
@@ -113,30 +120,14 @@
           <w:sz w:val="28"/>
           <w:szCs w:val="28"/>
         </w:rPr>
-        <w:t xml:space="preserve">Sauce </w:t>
-      </w:r>
-      <w:proofErr w:type="gramStart"/>
-      <w:r>
-        <w:rPr>
-          <w:sz w:val="28"/>
-          <w:szCs w:val="28"/>
-        </w:rPr>
-        <w:t xml:space="preserve">Hollandaise,  </w:t>
-      </w:r>
-      <w:r>
-        <w:rPr>
-          <w:sz w:val="28"/>
-          <w:szCs w:val="28"/>
-        </w:rPr>
-        <w:t>10</w:t>
-      </w:r>
-      <w:proofErr w:type="gramEnd"/>
-      <w:r>
-        <w:rPr>
-          <w:sz w:val="28"/>
-          <w:szCs w:val="28"/>
-        </w:rPr>
-        <w:t xml:space="preserve"> </w:t>
+        <w:t xml:space="preserve">Sauce Hollandaise, </w:t>
+      </w:r>
+      <w:r>
+        <w:rPr>
+          <w:sz w:val="28"/>
+          <w:szCs w:val="28"/>
+        </w:rPr>
+        <w:t xml:space="preserve">10 </w:t>
       </w:r>
       <w:r>
         <w:rPr>
@@ -215,10 +206,35 @@
         </w:tabs>
         <w:ind w:firstLine="282"/>
         <w:rPr>
-          <w:sz w:val="28"/>
-          <w:szCs w:val="28"/>
-        </w:rPr>
-      </w:pPr>
+          <w:b/>
+          <w:bCs/>
+          <w:sz w:val="28"/>
+          <w:szCs w:val="28"/>
+        </w:rPr>
+      </w:pPr>
+      <w:r>
+        <w:rPr>
+          <w:sz w:val="28"/>
+          <w:szCs w:val="28"/>
+        </w:rPr>
+        <w:t xml:space="preserve">    3</w:t>
+      </w:r>
+      <w:r>
+        <w:rPr>
+          <w:sz w:val="28"/>
+          <w:szCs w:val="28"/>
+        </w:rPr>
+        <w:tab/>
+      </w:r>
+      <w:r>
+        <w:rPr>
+          <w:b/>
+          <w:bCs/>
+          <w:sz w:val="28"/>
+          <w:szCs w:val="28"/>
+        </w:rPr>
+        <w:t xml:space="preserve">Cevapcici   </w:t>
+      </w:r>
     </w:p>
     <w:p>
       <w:pPr>
@@ -231,34 +247,73 @@
         </w:tabs>
         <w:ind w:firstLine="282"/>
         <w:rPr>
-          <w:b/>
-          <w:bCs/>
-          <w:sz w:val="28"/>
-          <w:szCs w:val="28"/>
-        </w:rPr>
-      </w:pPr>
-      <w:r>
-        <w:rPr>
-          <w:sz w:val="28"/>
-          <w:szCs w:val="28"/>
-        </w:rPr>
-        <w:t xml:space="preserve">    3</w:t>
-      </w:r>
-      <w:r>
-        <w:rPr>
-          <w:sz w:val="28"/>
-          <w:szCs w:val="28"/>
-        </w:rPr>
-        <w:tab/>
-      </w:r>
-      <w:r>
-        <w:rPr>
-          <w:b/>
-          <w:bCs/>
-          <w:sz w:val="28"/>
-          <w:szCs w:val="28"/>
-        </w:rPr>
-        <w:t xml:space="preserve">Cevapcici   </w:t>
+          <w:sz w:val="28"/>
+          <w:szCs w:val="28"/>
+        </w:rPr>
+      </w:pPr>
+      <w:r>
+        <w:rPr>
+          <w:b/>
+          <w:bCs/>
+          <w:sz w:val="28"/>
+          <w:szCs w:val="28"/>
+        </w:rPr>
+        <w:tab/>
+      </w:r>
+      <w:bookmarkStart w:id="0" w:name="_Hlk182176284"/>
+      <w:r>
+        <w:rPr>
+          <w:b/>
+          <w:bCs/>
+          <w:sz w:val="28"/>
+          <w:szCs w:val="28"/>
+        </w:rPr>
+        <w:t xml:space="preserve">300g </w:t>
+      </w:r>
+      <w:r>
+        <w:rPr>
+          <w:sz w:val="28"/>
+          <w:szCs w:val="28"/>
+        </w:rPr>
+        <w:t xml:space="preserve">Hackfleischrollen </w:t>
+      </w:r>
+      <w:bookmarkEnd w:id="0"/>
+      <w:r>
+        <w:rPr>
+          <w:sz w:val="28"/>
+          <w:szCs w:val="28"/>
+        </w:rPr>
+        <w:t xml:space="preserve">mit </w:t>
+      </w:r>
+      <w:r>
+        <w:rPr>
+          <w:sz w:val="28"/>
+          <w:szCs w:val="28"/>
+        </w:rPr>
+        <w:t xml:space="preserve">1 </w:t>
+      </w:r>
+      <w:proofErr w:type="spellStart"/>
+      <w:r>
+        <w:rPr>
+          <w:sz w:val="28"/>
+          <w:szCs w:val="28"/>
+        </w:rPr>
+        <w:t>kugel</w:t>
+      </w:r>
+      <w:proofErr w:type="spellEnd"/>
+      <w:r>
+        <w:rPr>
+          <w:sz w:val="28"/>
+          <w:szCs w:val="28"/>
+        </w:rPr>
+        <w:t xml:space="preserve"> </w:t>
+      </w:r>
+      <w:r>
+        <w:rPr>
+          <w:sz w:val="28"/>
+          <w:szCs w:val="28"/>
+        </w:rPr>
+        <w:t>Djuwetschreis,</w:t>
       </w:r>
     </w:p>
     <w:p>
@@ -278,59 +333,45 @@
       </w:pPr>
       <w:r>
         <w:rPr>
-          <w:b/>
-          <w:bCs/>
-          <w:sz w:val="28"/>
-          <w:szCs w:val="28"/>
-        </w:rPr>
-        <w:tab/>
-      </w:r>
-      <w:bookmarkStart w:id="0" w:name="_Hlk182176284"/>
-      <w:r>
-        <w:rPr>
-          <w:b/>
-          <w:bCs/>
-          <w:sz w:val="28"/>
-          <w:szCs w:val="28"/>
-        </w:rPr>
-        <w:t xml:space="preserve">300g </w:t>
-      </w:r>
-      <w:r>
-        <w:rPr>
-          <w:sz w:val="28"/>
-          <w:szCs w:val="28"/>
-        </w:rPr>
-        <w:t xml:space="preserve">Hackfleischrollen </w:t>
-      </w:r>
-      <w:bookmarkEnd w:id="0"/>
-      <w:r>
-        <w:rPr>
-          <w:sz w:val="28"/>
-          <w:szCs w:val="28"/>
-        </w:rPr>
-        <w:t xml:space="preserve">mit </w:t>
-      </w:r>
-      <w:r>
-        <w:rPr>
-          <w:sz w:val="28"/>
-          <w:szCs w:val="28"/>
-        </w:rPr>
-        <w:t xml:space="preserve">1 </w:t>
-      </w:r>
-      <w:proofErr w:type="spellStart"/>
-      <w:r>
-        <w:rPr>
-          <w:sz w:val="28"/>
-          <w:szCs w:val="28"/>
-        </w:rPr>
-        <w:t>kugel</w:t>
-      </w:r>
-      <w:proofErr w:type="spellEnd"/>
-      <w:r>
-        <w:rPr>
-          <w:sz w:val="28"/>
-          <w:szCs w:val="28"/>
-        </w:rPr>
+          <w:sz w:val="28"/>
+          <w:szCs w:val="28"/>
+        </w:rPr>
+        <w:tab/>
+      </w:r>
+      <w:r>
+        <w:rPr>
+          <w:sz w:val="28"/>
+          <w:szCs w:val="28"/>
+        </w:rPr>
+        <w:t xml:space="preserve">150g </w:t>
+      </w:r>
+      <w:r>
+        <w:rPr>
+          <w:sz w:val="28"/>
+          <w:szCs w:val="28"/>
+        </w:rPr>
+        <w:t>Potato Wedges</w:t>
+      </w:r>
+      <w:r>
+        <w:rPr>
+          <w:sz w:val="28"/>
+          <w:szCs w:val="28"/>
+        </w:rPr>
+        <w:t>,</w:t>
+      </w:r>
+      <w:r>
+        <w:rPr>
+          <w:sz w:val="28"/>
+          <w:szCs w:val="28"/>
+        </w:rPr>
+        <w:t xml:space="preserve"> Salat.</w:t>
+      </w:r>
+      <w:r>
+        <w:rPr>
+          <w:sz w:val="28"/>
+          <w:szCs w:val="28"/>
+        </w:rPr>
+        <w:tab/>
         <w:t xml:space="preserve"> </w:t>
       </w:r>
       <w:r>
@@ -338,7 +379,7 @@
           <w:sz w:val="28"/>
           <w:szCs w:val="28"/>
         </w:rPr>
-        <w:t>Djuwetschreis,</w:t>
+        <w:tab/>
       </w:r>
     </w:p>
     <w:p>
@@ -356,56 +397,6 @@
           <w:szCs w:val="28"/>
         </w:rPr>
       </w:pPr>
-      <w:r>
-        <w:rPr>
-          <w:sz w:val="28"/>
-          <w:szCs w:val="28"/>
-        </w:rPr>
-        <w:tab/>
-      </w:r>
-      <w:r>
-        <w:rPr>
-          <w:sz w:val="28"/>
-          <w:szCs w:val="28"/>
-        </w:rPr>
-        <w:t xml:space="preserve">150g </w:t>
-      </w:r>
-      <w:r>
-        <w:rPr>
-          <w:sz w:val="28"/>
-          <w:szCs w:val="28"/>
-        </w:rPr>
-        <w:t>Potato Wedges</w:t>
-      </w:r>
-      <w:r>
-        <w:rPr>
-          <w:sz w:val="28"/>
-          <w:szCs w:val="28"/>
-        </w:rPr>
-        <w:t>,</w:t>
-      </w:r>
-      <w:r>
-        <w:rPr>
-          <w:sz w:val="28"/>
-          <w:szCs w:val="28"/>
-        </w:rPr>
-        <w:t xml:space="preserve"> Salat.</w:t>
-      </w:r>
-      <w:r>
-        <w:rPr>
-          <w:sz w:val="28"/>
-          <w:szCs w:val="28"/>
-        </w:rPr>
-        <w:tab/>
-        <w:t xml:space="preserve"> </w:t>
-      </w:r>
-      <w:r>
-        <w:rPr>
-          <w:sz w:val="28"/>
-          <w:szCs w:val="28"/>
-        </w:rPr>
-        <w:tab/>
-      </w:r>
     </w:p>
     <w:p>
       <w:pPr>
@@ -418,10 +409,42 @@
         </w:tabs>
         <w:ind w:firstLine="282"/>
         <w:rPr>
-          <w:sz w:val="28"/>
-          <w:szCs w:val="28"/>
-        </w:rPr>
-      </w:pPr>
+          <w:b/>
+          <w:bCs/>
+          <w:sz w:val="28"/>
+          <w:szCs w:val="28"/>
+        </w:rPr>
+      </w:pPr>
+      <w:r>
+        <w:rPr>
+          <w:sz w:val="28"/>
+          <w:szCs w:val="28"/>
+        </w:rPr>
+        <w:t xml:space="preserve">   </w:t>
+      </w:r>
+      <w:r>
+        <w:rPr>
+          <w:sz w:val="28"/>
+          <w:szCs w:val="28"/>
+        </w:rPr>
+        <w:t>4</w:t>
+      </w:r>
+      <w:r>
+        <w:rPr>
+          <w:sz w:val="28"/>
+          <w:szCs w:val="28"/>
+        </w:rPr>
+        <w:tab/>
+      </w:r>
+      <w:r>
+        <w:rPr>
+          <w:b/>
+          <w:bCs/>
+          <w:sz w:val="28"/>
+          <w:szCs w:val="28"/>
+        </w:rPr>
+        <w:t xml:space="preserve">Raznjici   </w:t>
+      </w:r>
     </w:p>
     <w:p>
       <w:pPr>
@@ -434,41 +457,83 @@
         </w:tabs>
         <w:ind w:firstLine="282"/>
         <w:rPr>
-          <w:b/>
-          <w:bCs/>
-          <w:sz w:val="28"/>
-          <w:szCs w:val="28"/>
-        </w:rPr>
-      </w:pPr>
-      <w:r>
-        <w:rPr>
-          <w:sz w:val="28"/>
-          <w:szCs w:val="28"/>
-        </w:rPr>
-        <w:t xml:space="preserve">   </w:t>
-      </w:r>
-      <w:r>
-        <w:rPr>
-          <w:sz w:val="28"/>
-          <w:szCs w:val="28"/>
-        </w:rPr>
-        <w:t>4</w:t>
-      </w:r>
-      <w:r>
-        <w:rPr>
-          <w:sz w:val="28"/>
-          <w:szCs w:val="28"/>
-        </w:rPr>
-        <w:tab/>
-      </w:r>
-      <w:r>
-        <w:rPr>
-          <w:b/>
-          <w:bCs/>
-          <w:sz w:val="28"/>
-          <w:szCs w:val="28"/>
-        </w:rPr>
-        <w:t xml:space="preserve">Raznjici   </w:t>
+          <w:sz w:val="28"/>
+          <w:szCs w:val="28"/>
+        </w:rPr>
+      </w:pPr>
+      <w:r>
+        <w:rPr>
+          <w:b/>
+          <w:bCs/>
+          <w:sz w:val="28"/>
+          <w:szCs w:val="28"/>
+        </w:rPr>
+        <w:t xml:space="preserve">      </w:t>
+      </w:r>
+      <w:r>
+        <w:rPr>
+          <w:b/>
+          <w:bCs/>
+          <w:sz w:val="28"/>
+          <w:szCs w:val="28"/>
+        </w:rPr>
+        <w:tab/>
+      </w:r>
+      <w:r>
+        <w:rPr>
+          <w:sz w:val="28"/>
+          <w:szCs w:val="28"/>
+        </w:rPr>
+        <w:t xml:space="preserve">2 Spieße </w:t>
+      </w:r>
+      <w:r>
+        <w:rPr>
+          <w:sz w:val="28"/>
+          <w:szCs w:val="28"/>
+        </w:rPr>
+        <w:t>aus 300</w:t>
+      </w:r>
+      <w:r>
+        <w:rPr>
+          <w:sz w:val="28"/>
+          <w:szCs w:val="28"/>
+        </w:rPr>
+        <w:t>g</w:t>
+      </w:r>
+      <w:r>
+        <w:rPr>
+          <w:sz w:val="28"/>
+          <w:szCs w:val="28"/>
+        </w:rPr>
+        <w:t xml:space="preserve"> Schweinenacken, </w:t>
+      </w:r>
+      <w:r>
+        <w:rPr>
+          <w:sz w:val="28"/>
+          <w:szCs w:val="28"/>
+        </w:rPr>
+        <w:t xml:space="preserve">1 </w:t>
+      </w:r>
+      <w:r>
+        <w:rPr>
+          <w:sz w:val="28"/>
+          <w:szCs w:val="28"/>
+        </w:rPr>
+        <w:t xml:space="preserve">Djuwetschreis, </w:t>
+      </w:r>
+      <w:r>
+        <w:rPr>
+          <w:sz w:val="28"/>
+          <w:szCs w:val="28"/>
+        </w:rPr>
+        <w:t xml:space="preserve">150g </w:t>
+      </w:r>
+      <w:r>
+        <w:rPr>
+          <w:sz w:val="28"/>
+          <w:szCs w:val="28"/>
+        </w:rPr>
+        <w:t xml:space="preserve">Potato </w:t>
       </w:r>
     </w:p>
     <w:p>
@@ -488,77 +553,45 @@
       </w:pPr>
       <w:r>
         <w:rPr>
-          <w:b/>
-          <w:bCs/>
-          <w:sz w:val="28"/>
-          <w:szCs w:val="28"/>
-        </w:rPr>
-        <w:t xml:space="preserve">      </w:t>
-      </w:r>
-      <w:r>
-        <w:rPr>
-          <w:b/>
-          <w:bCs/>
-          <w:sz w:val="28"/>
-          <w:szCs w:val="28"/>
-        </w:rPr>
-        <w:tab/>
-      </w:r>
-      <w:r>
-        <w:rPr>
-          <w:sz w:val="28"/>
-          <w:szCs w:val="28"/>
-        </w:rPr>
-        <w:t xml:space="preserve">2 Spieße </w:t>
-      </w:r>
-      <w:r>
-        <w:rPr>
-          <w:sz w:val="28"/>
-          <w:szCs w:val="28"/>
-        </w:rPr>
-        <w:t>aus 300</w:t>
-      </w:r>
-      <w:r>
-        <w:rPr>
-          <w:sz w:val="28"/>
-          <w:szCs w:val="28"/>
-        </w:rPr>
-        <w:t>g</w:t>
-      </w:r>
-      <w:r>
-        <w:rPr>
-          <w:sz w:val="28"/>
-          <w:szCs w:val="28"/>
-        </w:rPr>
-        <w:t xml:space="preserve"> Schweinenacken, </w:t>
-      </w:r>
-      <w:r>
-        <w:rPr>
-          <w:sz w:val="28"/>
-          <w:szCs w:val="28"/>
-        </w:rPr>
-        <w:t xml:space="preserve">1 </w:t>
-      </w:r>
-      <w:r>
-        <w:rPr>
-          <w:sz w:val="28"/>
-          <w:szCs w:val="28"/>
-        </w:rPr>
-        <w:t xml:space="preserve">Djuwetschreis, </w:t>
-      </w:r>
-      <w:r>
-        <w:rPr>
-          <w:sz w:val="28"/>
-          <w:szCs w:val="28"/>
-        </w:rPr>
-        <w:t xml:space="preserve">150g </w:t>
-      </w:r>
-      <w:r>
-        <w:rPr>
-          <w:sz w:val="28"/>
-          <w:szCs w:val="28"/>
-        </w:rPr>
-        <w:t xml:space="preserve">Potato </w:t>
+          <w:sz w:val="28"/>
+          <w:szCs w:val="28"/>
+        </w:rPr>
+        <w:tab/>
+      </w:r>
+      <w:r>
+        <w:rPr>
+          <w:sz w:val="28"/>
+          <w:szCs w:val="28"/>
+        </w:rPr>
+        <w:t>Wedges</w:t>
+      </w:r>
+      <w:r>
+        <w:rPr>
+          <w:sz w:val="28"/>
+          <w:szCs w:val="28"/>
+        </w:rPr>
+        <w:t>,</w:t>
+      </w:r>
+      <w:r>
+        <w:rPr>
+          <w:sz w:val="28"/>
+          <w:szCs w:val="28"/>
+        </w:rPr>
+        <w:t xml:space="preserve"> Salat.        </w:t>
+      </w:r>
+      <w:r>
+        <w:rPr>
+          <w:sz w:val="28"/>
+          <w:szCs w:val="28"/>
+        </w:rPr>
+        <w:tab/>
+      </w:r>
+      <w:r>
+        <w:rPr>
+          <w:sz w:val="28"/>
+          <w:szCs w:val="28"/>
+        </w:rPr>
+        <w:tab/>
       </w:r>
     </w:p>
     <w:p>
@@ -576,48 +609,6 @@
           <w:szCs w:val="28"/>
         </w:rPr>
       </w:pPr>
-      <w:r>
-        <w:rPr>
-          <w:sz w:val="28"/>
-          <w:szCs w:val="28"/>
-        </w:rPr>
-        <w:tab/>
-      </w:r>
-      <w:r>
-        <w:rPr>
-          <w:sz w:val="28"/>
-          <w:szCs w:val="28"/>
-        </w:rPr>
-        <w:t>Wedges</w:t>
-      </w:r>
-      <w:r>
-        <w:rPr>
-          <w:sz w:val="28"/>
-          <w:szCs w:val="28"/>
-        </w:rPr>
-        <w:t>,</w:t>
-      </w:r>
-      <w:r>
-        <w:rPr>
-          <w:sz w:val="28"/>
-          <w:szCs w:val="28"/>
-        </w:rPr>
-        <w:t xml:space="preserve"> Salat.        </w:t>
-      </w:r>
-      <w:r>
-        <w:rPr>
-          <w:sz w:val="28"/>
-          <w:szCs w:val="28"/>
-        </w:rPr>
-        <w:tab/>
-      </w:r>
-      <w:r>
-        <w:rPr>
-          <w:sz w:val="28"/>
-          <w:szCs w:val="28"/>
-        </w:rPr>
-        <w:tab/>
-      </w:r>
     </w:p>
     <w:p>
       <w:pPr>
@@ -634,6 +625,36 @@
           <w:szCs w:val="28"/>
         </w:rPr>
       </w:pPr>
+      <w:r>
+        <w:rPr>
+          <w:sz w:val="28"/>
+          <w:szCs w:val="28"/>
+        </w:rPr>
+        <w:t xml:space="preserve">   </w:t>
+      </w:r>
+      <w:r>
+        <w:rPr>
+          <w:sz w:val="28"/>
+          <w:szCs w:val="28"/>
+        </w:rPr>
+        <w:t>5</w:t>
+      </w:r>
+      <w:r>
+        <w:rPr>
+          <w:sz w:val="28"/>
+          <w:szCs w:val="28"/>
+        </w:rPr>
+        <w:tab/>
+      </w:r>
+      <w:r>
+        <w:rPr>
+          <w:b/>
+          <w:bCs/>
+          <w:sz w:val="28"/>
+          <w:szCs w:val="28"/>
+        </w:rPr>
+        <w:t xml:space="preserve">Pola-Pola </w:t>
+      </w:r>
     </w:p>
     <w:p>
       <w:pPr>
@@ -655,30 +676,45 @@
           <w:sz w:val="28"/>
           <w:szCs w:val="28"/>
         </w:rPr>
-        <w:t xml:space="preserve">   </w:t>
-      </w:r>
-      <w:r>
-        <w:rPr>
-          <w:sz w:val="28"/>
-          <w:szCs w:val="28"/>
-        </w:rPr>
-        <w:t>5</w:t>
-      </w:r>
-      <w:r>
-        <w:rPr>
-          <w:sz w:val="28"/>
-          <w:szCs w:val="28"/>
-        </w:rPr>
-        <w:tab/>
-      </w:r>
-      <w:r>
-        <w:rPr>
-          <w:b/>
-          <w:bCs/>
-          <w:sz w:val="28"/>
-          <w:szCs w:val="28"/>
-        </w:rPr>
-        <w:t xml:space="preserve">Pola-Pola </w:t>
+        <w:tab/>
+        <w:t xml:space="preserve">4 Cevapcici, 1 Spieß, dazu </w:t>
+      </w:r>
+      <w:r>
+        <w:rPr>
+          <w:sz w:val="28"/>
+          <w:szCs w:val="28"/>
+        </w:rPr>
+        <w:t xml:space="preserve">1 </w:t>
+      </w:r>
+      <w:proofErr w:type="spellStart"/>
+      <w:r>
+        <w:rPr>
+          <w:sz w:val="28"/>
+          <w:szCs w:val="28"/>
+        </w:rPr>
+        <w:t>kugel</w:t>
+      </w:r>
+      <w:proofErr w:type="spellEnd"/>
+      <w:r>
+        <w:rPr>
+          <w:sz w:val="28"/>
+          <w:szCs w:val="28"/>
+        </w:rPr>
+        <w:t xml:space="preserve"> </w:t>
+      </w:r>
+      <w:r>
+        <w:rPr>
+          <w:sz w:val="28"/>
+          <w:szCs w:val="28"/>
+        </w:rPr>
+        <w:t>Djuwetschreis</w:t>
+      </w:r>
+      <w:r>
+        <w:rPr>
+          <w:sz w:val="28"/>
+          <w:szCs w:val="28"/>
+        </w:rPr>
+        <w:t>,</w:t>
       </w:r>
     </w:p>
     <w:p>
@@ -694,52 +730,49 @@
         <w:rPr>
           <w:sz w:val="28"/>
           <w:szCs w:val="28"/>
-        </w:rPr>
-      </w:pPr>
-      <w:r>
-        <w:rPr>
-          <w:sz w:val="28"/>
-          <w:szCs w:val="28"/>
-        </w:rPr>
-        <w:tab/>
-        <w:t xml:space="preserve">4 Cevapcici, 1 Spieß, dazu </w:t>
-      </w:r>
-      <w:r>
-        <w:rPr>
-          <w:sz w:val="28"/>
-          <w:szCs w:val="28"/>
-        </w:rPr>
-        <w:t xml:space="preserve">1 </w:t>
-      </w:r>
-      <w:proofErr w:type="spellStart"/>
-      <w:r>
-        <w:rPr>
-          <w:sz w:val="28"/>
-          <w:szCs w:val="28"/>
-        </w:rPr>
-        <w:t>kugel</w:t>
-      </w:r>
-      <w:proofErr w:type="spellEnd"/>
-      <w:r>
-        <w:rPr>
-          <w:sz w:val="28"/>
-          <w:szCs w:val="28"/>
-        </w:rPr>
+          <w:lang w:val="en-US"/>
+        </w:rPr>
+      </w:pPr>
+      <w:r>
+        <w:rPr>
+          <w:sz w:val="28"/>
+          <w:szCs w:val="28"/>
+        </w:rPr>
+        <w:tab/>
+      </w:r>
+      <w:r>
+        <w:rPr>
+          <w:sz w:val="28"/>
+          <w:szCs w:val="28"/>
+          <w:lang w:val="en-US"/>
+        </w:rPr>
+        <w:t xml:space="preserve">150g </w:t>
+      </w:r>
+      <w:r>
+        <w:rPr>
+          <w:sz w:val="28"/>
+          <w:szCs w:val="28"/>
+          <w:lang w:val="en-US"/>
+        </w:rPr>
+        <w:t>Potato Wedges und Salat.</w:t>
+      </w:r>
+      <w:r>
+        <w:rPr>
+          <w:sz w:val="28"/>
+          <w:szCs w:val="28"/>
+          <w:lang w:val="en-US"/>
+        </w:rPr>
+        <w:tab/>
         <w:t xml:space="preserve"> </w:t>
       </w:r>
       <w:r>
         <w:rPr>
           <w:sz w:val="28"/>
           <w:szCs w:val="28"/>
-        </w:rPr>
-        <w:t>Djuwetschreis</w:t>
-      </w:r>
-      <w:r>
-        <w:rPr>
-          <w:sz w:val="28"/>
-          <w:szCs w:val="28"/>
-        </w:rPr>
-        <w:t>,</w:t>
+          <w:lang w:val="en-US"/>
+        </w:rPr>
+        <w:tab/>
+        <w:t xml:space="preserve"> </w:t>
       </w:r>
     </w:p>
     <w:p>
@@ -762,16 +795,9 @@
         <w:rPr>
           <w:sz w:val="28"/>
           <w:szCs w:val="28"/>
-        </w:rPr>
-        <w:tab/>
-      </w:r>
-      <w:r>
-        <w:rPr>
-          <w:sz w:val="28"/>
-          <w:szCs w:val="28"/>
           <w:lang w:val="en-US"/>
         </w:rPr>
-        <w:t xml:space="preserve">150g </w:t>
+        <w:t xml:space="preserve"> </w:t>
       </w:r>
       <w:r>
         <w:rPr>
@@ -779,7 +805,7 @@
           <w:szCs w:val="28"/>
           <w:lang w:val="en-US"/>
         </w:rPr>
-        <w:t>Potato Wedges und Salat.</w:t>
+        <w:t xml:space="preserve">  </w:t>
       </w:r>
       <w:r>
         <w:rPr>
@@ -787,17 +813,7 @@
           <w:szCs w:val="28"/>
           <w:lang w:val="en-US"/>
         </w:rPr>
-        <w:tab/>
-        <w:t xml:space="preserve"> </w:t>
-      </w:r>
-      <w:r>
-        <w:rPr>
-          <w:sz w:val="28"/>
-          <w:szCs w:val="28"/>
-          <w:lang w:val="en-US"/>
-        </w:rPr>
-        <w:tab/>
-        <w:t xml:space="preserve"> </w:t>
+        <w:t xml:space="preserve">  </w:t>
       </w:r>
     </w:p>
     <w:p>
@@ -822,24 +838,58 @@
           <w:szCs w:val="28"/>
           <w:lang w:val="en-US"/>
         </w:rPr>
+        <w:t xml:space="preserve">  </w:t>
+      </w:r>
+      <w:r>
+        <w:rPr>
+          <w:sz w:val="28"/>
+          <w:szCs w:val="28"/>
+          <w:lang w:val="en-US"/>
+        </w:rPr>
+        <w:t>7</w:t>
+      </w:r>
+      <w:r>
+        <w:rPr>
+          <w:sz w:val="28"/>
+          <w:szCs w:val="28"/>
+          <w:lang w:val="en-US"/>
+        </w:rPr>
+        <w:tab/>
+      </w:r>
+      <w:proofErr w:type="spellStart"/>
+      <w:r>
+        <w:rPr>
+          <w:b/>
+          <w:bCs/>
+          <w:sz w:val="28"/>
+          <w:szCs w:val="28"/>
+          <w:lang w:val="en-US"/>
+        </w:rPr>
+        <w:t>Cobanska</w:t>
+      </w:r>
+      <w:proofErr w:type="spellEnd"/>
+      <w:r>
+        <w:rPr>
+          <w:b/>
+          <w:bCs/>
+          <w:sz w:val="28"/>
+          <w:szCs w:val="28"/>
+          <w:lang w:val="en-US"/>
+        </w:rPr>
         <w:t xml:space="preserve"> </w:t>
       </w:r>
-      <w:r>
-        <w:rPr>
+      <w:proofErr w:type="spellStart"/>
+      <w:r>
+        <w:rPr>
+          <w:b/>
+          <w:bCs/>
           <w:sz w:val="28"/>
           <w:szCs w:val="28"/>
           <w:lang w:val="en-US"/>
         </w:rPr>
-        <w:t xml:space="preserve">  </w:t>
-      </w:r>
-      <w:r>
-        <w:rPr>
-          <w:sz w:val="28"/>
-          <w:szCs w:val="28"/>
-          <w:lang w:val="en-US"/>
-        </w:rPr>
-        <w:t xml:space="preserve">  </w:t>
-      </w:r>
+        <w:t>Pljeskavica</w:t>
+      </w:r>
+      <w:proofErr w:type="spellEnd"/>
     </w:p>
     <w:p>
       <w:pPr>
@@ -854,67 +904,88 @@
         <w:rPr>
           <w:sz w:val="28"/>
           <w:szCs w:val="28"/>
+        </w:rPr>
+      </w:pPr>
+      <w:r>
+        <w:rPr>
+          <w:sz w:val="28"/>
+          <w:szCs w:val="28"/>
           <w:lang w:val="en-US"/>
         </w:rPr>
-      </w:pPr>
-      <w:r>
-        <w:rPr>
-          <w:sz w:val="28"/>
-          <w:szCs w:val="28"/>
-          <w:lang w:val="en-US"/>
-        </w:rPr>
-        <w:t xml:space="preserve">  </w:t>
-      </w:r>
-      <w:r>
-        <w:rPr>
-          <w:sz w:val="28"/>
-          <w:szCs w:val="28"/>
-          <w:lang w:val="en-US"/>
-        </w:rPr>
-        <w:t>7</w:t>
-      </w:r>
-      <w:r>
-        <w:rPr>
-          <w:sz w:val="28"/>
-          <w:szCs w:val="28"/>
-          <w:lang w:val="en-US"/>
-        </w:rPr>
-        <w:tab/>
+        <w:tab/>
+      </w:r>
+      <w:r>
+        <w:rPr>
+          <w:sz w:val="28"/>
+          <w:szCs w:val="28"/>
+        </w:rPr>
+        <w:t xml:space="preserve">320g </w:t>
+      </w:r>
+      <w:r>
+        <w:rPr>
+          <w:sz w:val="28"/>
+          <w:szCs w:val="28"/>
+        </w:rPr>
+        <w:t xml:space="preserve">Hacksteak mit </w:t>
+      </w:r>
+      <w:r>
+        <w:rPr>
+          <w:sz w:val="28"/>
+          <w:szCs w:val="28"/>
+        </w:rPr>
+        <w:t>10</w:t>
+      </w:r>
+      <w:r>
+        <w:rPr>
+          <w:sz w:val="28"/>
+          <w:szCs w:val="28"/>
+        </w:rPr>
+        <w:t xml:space="preserve">0g </w:t>
+      </w:r>
+      <w:r>
+        <w:rPr>
+          <w:sz w:val="28"/>
+          <w:szCs w:val="28"/>
+        </w:rPr>
+        <w:t xml:space="preserve">Weißkäse gefüllt, dazu </w:t>
+      </w:r>
+      <w:r>
+        <w:rPr>
+          <w:sz w:val="28"/>
+          <w:szCs w:val="28"/>
+        </w:rPr>
+        <w:t xml:space="preserve">1 </w:t>
       </w:r>
       <w:proofErr w:type="spellStart"/>
       <w:r>
         <w:rPr>
-          <w:b/>
-          <w:bCs/>
-          <w:sz w:val="28"/>
-          <w:szCs w:val="28"/>
-          <w:lang w:val="en-US"/>
-        </w:rPr>
-        <w:t>Cobanska</w:t>
+          <w:sz w:val="28"/>
+          <w:szCs w:val="28"/>
+        </w:rPr>
+        <w:t>kugel</w:t>
       </w:r>
       <w:proofErr w:type="spellEnd"/>
       <w:r>
         <w:rPr>
-          <w:b/>
-          <w:bCs/>
-          <w:sz w:val="28"/>
-          <w:szCs w:val="28"/>
-          <w:lang w:val="en-US"/>
+          <w:sz w:val="28"/>
+          <w:szCs w:val="28"/>
         </w:rPr>
         <w:t xml:space="preserve"> </w:t>
       </w:r>
-      <w:proofErr w:type="spellStart"/>
-      <w:r>
-        <w:rPr>
-          <w:b/>
-          <w:bCs/>
-          <w:sz w:val="28"/>
-          <w:szCs w:val="28"/>
-          <w:lang w:val="en-US"/>
-        </w:rPr>
-        <w:t>Pljeskavica</w:t>
-      </w:r>
-      <w:proofErr w:type="spellEnd"/>
+      <w:r>
+        <w:rPr>
+          <w:sz w:val="28"/>
+          <w:szCs w:val="28"/>
+        </w:rPr>
+        <w:t>Djuwetschreis</w:t>
+      </w:r>
+      <w:r>
+        <w:rPr>
+          <w:sz w:val="28"/>
+          <w:szCs w:val="28"/>
+        </w:rPr>
+        <w:t xml:space="preserve">, </w:t>
+      </w:r>
     </w:p>
     <w:p>
       <w:pPr>
@@ -929,34 +1000,21 @@
         <w:rPr>
           <w:sz w:val="28"/>
           <w:szCs w:val="28"/>
-        </w:rPr>
-      </w:pPr>
-      <w:r>
-        <w:rPr>
-          <w:sz w:val="28"/>
-          <w:szCs w:val="28"/>
           <w:lang w:val="en-US"/>
         </w:rPr>
-        <w:tab/>
-      </w:r>
-      <w:r>
-        <w:rPr>
-          <w:sz w:val="28"/>
-          <w:szCs w:val="28"/>
-        </w:rPr>
-        <w:t xml:space="preserve">320g </w:t>
-      </w:r>
-      <w:r>
-        <w:rPr>
-          <w:sz w:val="28"/>
-          <w:szCs w:val="28"/>
-        </w:rPr>
-        <w:t xml:space="preserve">Hacksteak mit </w:t>
-      </w:r>
-      <w:r>
-        <w:rPr>
-          <w:sz w:val="28"/>
-          <w:szCs w:val="28"/>
+      </w:pPr>
+      <w:r>
+        <w:rPr>
+          <w:sz w:val="28"/>
+          <w:szCs w:val="28"/>
+        </w:rPr>
+        <w:tab/>
+      </w:r>
+      <w:r>
+        <w:rPr>
+          <w:sz w:val="28"/>
+          <w:szCs w:val="28"/>
+          <w:lang w:val="en-US"/>
         </w:rPr>
         <w:t xml:space="preserve">150g </w:t>
       </w:r>
@@ -964,45 +1022,26 @@
         <w:rPr>
           <w:sz w:val="28"/>
           <w:szCs w:val="28"/>
-        </w:rPr>
-        <w:t xml:space="preserve">Weißkäse gefüllt, dazu </w:t>
-      </w:r>
-      <w:r>
-        <w:rPr>
-          <w:sz w:val="28"/>
-          <w:szCs w:val="28"/>
-        </w:rPr>
-        <w:t xml:space="preserve">1 </w:t>
-      </w:r>
-      <w:proofErr w:type="spellStart"/>
-      <w:r>
-        <w:rPr>
-          <w:sz w:val="28"/>
-          <w:szCs w:val="28"/>
-        </w:rPr>
-        <w:t>kugel</w:t>
-      </w:r>
-      <w:proofErr w:type="spellEnd"/>
-      <w:r>
-        <w:rPr>
-          <w:sz w:val="28"/>
-          <w:szCs w:val="28"/>
-        </w:rPr>
+          <w:lang w:val="en-US"/>
+        </w:rPr>
+        <w:t>Potato Wedges und Salat.</w:t>
+      </w:r>
+      <w:r>
+        <w:rPr>
+          <w:sz w:val="28"/>
+          <w:szCs w:val="28"/>
+          <w:lang w:val="en-US"/>
+        </w:rPr>
+        <w:tab/>
         <w:t xml:space="preserve"> </w:t>
       </w:r>
       <w:r>
         <w:rPr>
           <w:sz w:val="28"/>
           <w:szCs w:val="28"/>
-        </w:rPr>
-        <w:t>Djuwetschreis</w:t>
-      </w:r>
-      <w:r>
-        <w:rPr>
-          <w:sz w:val="28"/>
-          <w:szCs w:val="28"/>
-        </w:rPr>
-        <w:t xml:space="preserve">, </w:t>
+          <w:lang w:val="en-US"/>
+        </w:rPr>
+        <w:tab/>
       </w:r>
     </w:p>
     <w:p>
@@ -1021,46 +1060,6 @@
           <w:lang w:val="en-US"/>
         </w:rPr>
       </w:pPr>
-      <w:r>
-        <w:rPr>
-          <w:sz w:val="28"/>
-          <w:szCs w:val="28"/>
-        </w:rPr>
-        <w:tab/>
-      </w:r>
-      <w:r>
-        <w:rPr>
-          <w:sz w:val="28"/>
-          <w:szCs w:val="28"/>
-          <w:lang w:val="en-US"/>
-        </w:rPr>
-        <w:t xml:space="preserve">150g </w:t>
-      </w:r>
-      <w:r>
-        <w:rPr>
-          <w:sz w:val="28"/>
-          <w:szCs w:val="28"/>
-          <w:lang w:val="en-US"/>
-        </w:rPr>
-        <w:t>Potato Wedges und Salat.</w:t>
-      </w:r>
-      <w:r>
-        <w:rPr>
-          <w:sz w:val="28"/>
-          <w:szCs w:val="28"/>
-          <w:lang w:val="en-US"/>
-        </w:rPr>
-        <w:tab/>
-        <w:t xml:space="preserve"> </w:t>
-      </w:r>
-      <w:r>
-        <w:rPr>
-          <w:sz w:val="28"/>
-          <w:szCs w:val="28"/>
-          <w:lang w:val="en-US"/>
-        </w:rPr>
-        <w:tab/>
-      </w:r>
     </w:p>
     <w:p>
       <w:pPr>
@@ -1075,9 +1074,39 @@
         <w:rPr>
           <w:sz w:val="28"/>
           <w:szCs w:val="28"/>
+        </w:rPr>
+      </w:pPr>
+      <w:r>
+        <w:rPr>
+          <w:sz w:val="28"/>
+          <w:szCs w:val="28"/>
           <w:lang w:val="en-US"/>
         </w:rPr>
-      </w:pPr>
+        <w:t xml:space="preserve">   </w:t>
+      </w:r>
+      <w:r>
+        <w:rPr>
+          <w:sz w:val="28"/>
+          <w:szCs w:val="28"/>
+        </w:rPr>
+        <w:t>8</w:t>
+      </w:r>
+      <w:r>
+        <w:rPr>
+          <w:sz w:val="28"/>
+          <w:szCs w:val="28"/>
+        </w:rPr>
+        <w:tab/>
+      </w:r>
+      <w:r>
+        <w:rPr>
+          <w:b/>
+          <w:bCs/>
+          <w:sz w:val="28"/>
+          <w:szCs w:val="28"/>
+        </w:rPr>
+        <w:t xml:space="preserve">Zigeuner-Spieß  </w:t>
+      </w:r>
     </w:p>
     <w:p>
       <w:pPr>
@@ -1098,9 +1127,36 @@
         <w:rPr>
           <w:sz w:val="28"/>
           <w:szCs w:val="28"/>
-          <w:lang w:val="en-US"/>
-        </w:rPr>
-        <w:t xml:space="preserve">   </w:t>
+        </w:rPr>
+        <w:tab/>
+      </w:r>
+      <w:r>
+        <w:rPr>
+          <w:sz w:val="28"/>
+          <w:szCs w:val="28"/>
+        </w:rPr>
+        <w:t xml:space="preserve">100g </w:t>
+      </w:r>
+      <w:r>
+        <w:rPr>
+          <w:sz w:val="28"/>
+          <w:szCs w:val="28"/>
+        </w:rPr>
+        <w:t>Argentinisches Rumpsteak, 3</w:t>
+      </w:r>
+      <w:r>
+        <w:rPr>
+          <w:sz w:val="28"/>
+          <w:szCs w:val="28"/>
+        </w:rPr>
+        <w:t>00g</w:t>
+      </w:r>
+      <w:r>
+        <w:rPr>
+          <w:sz w:val="28"/>
+          <w:szCs w:val="28"/>
+        </w:rPr>
+        <w:t xml:space="preserve"> Nackensteak und </w:t>
       </w:r>
       <w:r>
         <w:rPr>
@@ -1114,16 +1170,14 @@
           <w:sz w:val="28"/>
           <w:szCs w:val="28"/>
         </w:rPr>
-        <w:tab/>
-      </w:r>
-      <w:r>
-        <w:rPr>
-          <w:b/>
-          <w:bCs/>
-          <w:sz w:val="28"/>
-          <w:szCs w:val="28"/>
-        </w:rPr>
-        <w:t xml:space="preserve">Zigeuner-Spieß  </w:t>
+        <w:t xml:space="preserve">0g </w:t>
+      </w:r>
+      <w:r>
+        <w:rPr>
+          <w:sz w:val="28"/>
+          <w:szCs w:val="28"/>
+        </w:rPr>
+        <w:t xml:space="preserve">Speck </w:t>
       </w:r>
     </w:p>
     <w:p>
@@ -1147,71 +1201,6 @@
           <w:szCs w:val="28"/>
         </w:rPr>
         <w:tab/>
-      </w:r>
-      <w:r>
-        <w:rPr>
-          <w:sz w:val="28"/>
-          <w:szCs w:val="28"/>
-        </w:rPr>
-        <w:t xml:space="preserve">100g </w:t>
-      </w:r>
-      <w:r>
-        <w:rPr>
-          <w:sz w:val="28"/>
-          <w:szCs w:val="28"/>
-        </w:rPr>
-        <w:t>Argentinisches Rumpsteak, 2</w:t>
-      </w:r>
-      <w:r>
-        <w:rPr>
-          <w:sz w:val="28"/>
-          <w:szCs w:val="28"/>
-        </w:rPr>
-        <w:t>00g</w:t>
-      </w:r>
-      <w:r>
-        <w:rPr>
-          <w:sz w:val="28"/>
-          <w:szCs w:val="28"/>
-        </w:rPr>
-        <w:t xml:space="preserve"> Nackensteak und </w:t>
-      </w:r>
-      <w:r>
-        <w:rPr>
-          <w:sz w:val="28"/>
-          <w:szCs w:val="28"/>
-        </w:rPr>
-        <w:t xml:space="preserve">50g </w:t>
-      </w:r>
-      <w:r>
-        <w:rPr>
-          <w:sz w:val="28"/>
-          <w:szCs w:val="28"/>
-        </w:rPr>
-        <w:t xml:space="preserve">Speck </w:t>
-      </w:r>
-    </w:p>
-    <w:p>
-      <w:pPr>
-        <w:widowControl w:val="0"/>
-        <w:tabs>
-          <w:tab w:val="left" w:pos="281"/>
-          <w:tab w:val="left" w:pos="850"/>
-          <w:tab w:val="left" w:pos="7086"/>
-          <w:tab w:val="left" w:pos="9000"/>
-        </w:tabs>
-        <w:ind w:firstLine="282"/>
-        <w:rPr>
-          <w:sz w:val="28"/>
-          <w:szCs w:val="28"/>
-        </w:rPr>
-      </w:pPr>
-      <w:r>
-        <w:rPr>
-          <w:sz w:val="28"/>
-          <w:szCs w:val="28"/>
-        </w:rPr>
-        <w:tab/>
         <w:t xml:space="preserve">, dazu </w:t>
       </w:r>
       <w:r>
@@ -1279,30 +1268,7 @@
           <w:szCs w:val="28"/>
         </w:rPr>
         <w:tab/>
-        <w:t xml:space="preserve"> </w:t>
-      </w:r>
-    </w:p>
-    <w:p>
-      <w:pPr>
-        <w:widowControl w:val="0"/>
-        <w:tabs>
-          <w:tab w:val="left" w:pos="281"/>
-          <w:tab w:val="left" w:pos="850"/>
-          <w:tab w:val="left" w:pos="7086"/>
-          <w:tab w:val="left" w:pos="9000"/>
-        </w:tabs>
-        <w:ind w:firstLine="282"/>
-        <w:rPr>
-          <w:sz w:val="28"/>
-          <w:szCs w:val="28"/>
-        </w:rPr>
-      </w:pPr>
-      <w:r>
-        <w:rPr>
-          <w:sz w:val="28"/>
-          <w:szCs w:val="28"/>
-        </w:rPr>
-        <w:t xml:space="preserve">            </w:t>
+        <w:t xml:space="preserve">             </w:t>
       </w:r>
     </w:p>
     <w:p>
@@ -1325,7 +1291,21 @@
           <w:sz w:val="28"/>
           <w:szCs w:val="28"/>
         </w:rPr>
-        <w:t xml:space="preserve">     </w:t>
+        <w:t xml:space="preserve">  </w:t>
+      </w:r>
+      <w:r>
+        <w:rPr>
+          <w:sz w:val="28"/>
+          <w:szCs w:val="28"/>
+        </w:rPr>
+        <w:t xml:space="preserve"> </w:t>
+      </w:r>
+      <w:r>
+        <w:rPr>
+          <w:sz w:val="28"/>
+          <w:szCs w:val="28"/>
+        </w:rPr>
+        <w:t xml:space="preserve">   </w:t>
       </w:r>
       <w:r>
         <w:rPr>
@@ -1393,7 +1373,14 @@
           <w:sz w:val="28"/>
           <w:szCs w:val="28"/>
         </w:rPr>
-        <w:t xml:space="preserve">80g </w:t>
+        <w:t>10</w:t>
+      </w:r>
+      <w:r>
+        <w:rPr>
+          <w:sz w:val="28"/>
+          <w:szCs w:val="28"/>
+        </w:rPr>
+        <w:t xml:space="preserve">0g </w:t>
       </w:r>
       <w:r>
         <w:rPr>
@@ -1534,6 +1521,82 @@
           <w:lang w:val="en-US"/>
         </w:rPr>
       </w:pPr>
+      <w:r>
+        <w:rPr>
+          <w:sz w:val="28"/>
+          <w:szCs w:val="28"/>
+          <w:lang w:val="en-US"/>
+        </w:rPr>
+        <w:t xml:space="preserve"> </w:t>
+      </w:r>
+      <w:r>
+        <w:rPr>
+          <w:sz w:val="28"/>
+          <w:szCs w:val="28"/>
+          <w:lang w:val="en-US"/>
+        </w:rPr>
+        <w:t xml:space="preserve"> </w:t>
+      </w:r>
+      <w:r>
+        <w:rPr>
+          <w:sz w:val="28"/>
+          <w:szCs w:val="28"/>
+          <w:lang w:val="en-US"/>
+        </w:rPr>
+        <w:t xml:space="preserve"> </w:t>
+      </w:r>
+      <w:r>
+        <w:rPr>
+          <w:sz w:val="28"/>
+          <w:szCs w:val="28"/>
+          <w:lang w:val="en-US"/>
+        </w:rPr>
+        <w:t xml:space="preserve"> </w:t>
+      </w:r>
+      <w:r>
+        <w:rPr>
+          <w:sz w:val="28"/>
+          <w:szCs w:val="28"/>
+          <w:lang w:val="en-US"/>
+        </w:rPr>
+        <w:t xml:space="preserve">   </w:t>
+      </w:r>
+      <w:proofErr w:type="gramStart"/>
+      <w:r>
+        <w:rPr>
+          <w:sz w:val="28"/>
+          <w:szCs w:val="28"/>
+          <w:lang w:val="en-US"/>
+        </w:rPr>
+        <w:t>1</w:t>
+      </w:r>
+      <w:r>
+        <w:rPr>
+          <w:sz w:val="28"/>
+          <w:szCs w:val="28"/>
+          <w:lang w:val="en-US"/>
+        </w:rPr>
+        <w:t xml:space="preserve">1  </w:t>
+      </w:r>
+      <w:r>
+        <w:rPr>
+          <w:sz w:val="28"/>
+          <w:szCs w:val="28"/>
+          <w:lang w:val="en-US"/>
+        </w:rPr>
+        <w:tab/>
+      </w:r>
+      <w:proofErr w:type="gramEnd"/>
+      <w:r>
+        <w:rPr>
+          <w:b/>
+          <w:bCs/>
+          <w:sz w:val="28"/>
+          <w:szCs w:val="28"/>
+          <w:lang w:val="en-US"/>
+        </w:rPr>
+        <w:t>Putensteak “Altenhof”</w:t>
+      </w:r>
     </w:p>
     <w:p>
       <w:pPr>
@@ -1548,68 +1611,58 @@
         <w:rPr>
           <w:sz w:val="28"/>
           <w:szCs w:val="28"/>
+        </w:rPr>
+      </w:pPr>
+      <w:r>
+        <w:rPr>
+          <w:sz w:val="28"/>
+          <w:szCs w:val="28"/>
           <w:lang w:val="en-US"/>
         </w:rPr>
-      </w:pPr>
+        <w:tab/>
+      </w:r>
       <w:r>
         <w:rPr>
           <w:sz w:val="28"/>
           <w:szCs w:val="28"/>
           <w:lang w:val="en-US"/>
         </w:rPr>
-        <w:t xml:space="preserve"> </w:t>
-      </w:r>
-      <w:r>
-        <w:rPr>
-          <w:sz w:val="28"/>
-          <w:szCs w:val="28"/>
-          <w:lang w:val="en-US"/>
-        </w:rPr>
-        <w:t xml:space="preserve"> </w:t>
-      </w:r>
-      <w:r>
-        <w:rPr>
-          <w:sz w:val="28"/>
-          <w:szCs w:val="28"/>
-          <w:lang w:val="en-US"/>
-        </w:rPr>
-        <w:t xml:space="preserve">   </w:t>
-      </w:r>
-      <w:proofErr w:type="gramStart"/>
-      <w:r>
-        <w:rPr>
-          <w:sz w:val="28"/>
-          <w:szCs w:val="28"/>
-          <w:lang w:val="en-US"/>
-        </w:rPr>
-        <w:t>1</w:t>
-      </w:r>
-      <w:r>
-        <w:rPr>
-          <w:sz w:val="28"/>
-          <w:szCs w:val="28"/>
-          <w:lang w:val="en-US"/>
-        </w:rPr>
-        <w:t xml:space="preserve">1  </w:t>
-      </w:r>
-      <w:r>
-        <w:rPr>
-          <w:sz w:val="28"/>
-          <w:szCs w:val="28"/>
-          <w:lang w:val="en-US"/>
-        </w:rPr>
-        <w:tab/>
-      </w:r>
-      <w:proofErr w:type="gramEnd"/>
-      <w:r>
-        <w:rPr>
-          <w:b/>
-          <w:bCs/>
-          <w:sz w:val="28"/>
-          <w:szCs w:val="28"/>
-          <w:lang w:val="en-US"/>
-        </w:rPr>
-        <w:t>Putensteak “Altenhof”</w:t>
+        <w:tab/>
+      </w:r>
+      <w:r>
+        <w:rPr>
+          <w:sz w:val="28"/>
+          <w:szCs w:val="28"/>
+        </w:rPr>
+        <w:t xml:space="preserve">250g </w:t>
+      </w:r>
+      <w:r>
+        <w:rPr>
+          <w:sz w:val="28"/>
+          <w:szCs w:val="28"/>
+        </w:rPr>
+        <w:t xml:space="preserve">Putenbrust gefüllt mit </w:t>
+      </w:r>
+      <w:r>
+        <w:rPr>
+          <w:sz w:val="28"/>
+          <w:szCs w:val="28"/>
+        </w:rPr>
+        <w:t xml:space="preserve">40g </w:t>
+      </w:r>
+      <w:r>
+        <w:rPr>
+          <w:sz w:val="28"/>
+          <w:szCs w:val="28"/>
+        </w:rPr>
+        <w:t xml:space="preserve">Brokkoli, Kräuterbutter und </w:t>
+      </w:r>
+      <w:r>
+        <w:rPr>
+          <w:sz w:val="28"/>
+          <w:szCs w:val="28"/>
+        </w:rPr>
+        <w:t xml:space="preserve">100g </w:t>
       </w:r>
     </w:p>
     <w:p>
@@ -1631,31 +1684,100 @@
         <w:rPr>
           <w:sz w:val="28"/>
           <w:szCs w:val="28"/>
-          <w:lang w:val="en-US"/>
-        </w:rPr>
-        <w:tab/>
-      </w:r>
-      <w:r>
-        <w:rPr>
-          <w:sz w:val="28"/>
-          <w:szCs w:val="28"/>
-          <w:lang w:val="en-US"/>
-        </w:rPr>
-        <w:tab/>
-      </w:r>
-      <w:r>
-        <w:rPr>
-          <w:sz w:val="28"/>
-          <w:szCs w:val="28"/>
-        </w:rPr>
-        <w:t xml:space="preserve">250g </w:t>
-      </w:r>
-      <w:r>
-        <w:rPr>
-          <w:sz w:val="28"/>
-          <w:szCs w:val="28"/>
-        </w:rPr>
-        <w:t>Putenbrust gefüllt mit Brokkoli, Kräuterbutter und Weißkäse,</w:t>
+        </w:rPr>
+        <w:tab/>
+      </w:r>
+      <w:r>
+        <w:rPr>
+          <w:sz w:val="28"/>
+          <w:szCs w:val="28"/>
+        </w:rPr>
+        <w:tab/>
+      </w:r>
+      <w:r>
+        <w:rPr>
+          <w:sz w:val="28"/>
+          <w:szCs w:val="28"/>
+        </w:rPr>
+        <w:t>Weißkäse,</w:t>
+      </w:r>
+      <w:r>
+        <w:rPr>
+          <w:sz w:val="28"/>
+          <w:szCs w:val="28"/>
+        </w:rPr>
+        <w:t xml:space="preserve"> </w:t>
+      </w:r>
+      <w:r>
+        <w:rPr>
+          <w:sz w:val="28"/>
+          <w:szCs w:val="28"/>
+        </w:rPr>
+        <w:t xml:space="preserve">dazu Sauce Hollandaise, Steakhausbrot, </w:t>
+      </w:r>
+      <w:r>
+        <w:rPr>
+          <w:sz w:val="28"/>
+          <w:szCs w:val="28"/>
+        </w:rPr>
+        <w:tab/>
+      </w:r>
+      <w:r>
+        <w:rPr>
+          <w:sz w:val="28"/>
+          <w:szCs w:val="28"/>
+        </w:rPr>
+        <w:tab/>
+      </w:r>
+      <w:r>
+        <w:rPr>
+          <w:sz w:val="28"/>
+          <w:szCs w:val="28"/>
+        </w:rPr>
+        <w:tab/>
+      </w:r>
+      <w:r>
+        <w:rPr>
+          <w:sz w:val="28"/>
+          <w:szCs w:val="28"/>
+        </w:rPr>
+        <w:tab/>
+      </w:r>
+      <w:r>
+        <w:rPr>
+          <w:sz w:val="28"/>
+          <w:szCs w:val="28"/>
+        </w:rPr>
+        <w:tab/>
+        <w:t xml:space="preserve">10 </w:t>
+      </w:r>
+      <w:r>
+        <w:rPr>
+          <w:sz w:val="28"/>
+          <w:szCs w:val="28"/>
+        </w:rPr>
+        <w:t>Herzogin-Kartoffeln und Salat.</w:t>
+      </w:r>
+      <w:r>
+        <w:rPr>
+          <w:sz w:val="28"/>
+          <w:szCs w:val="28"/>
+        </w:rPr>
+        <w:tab/>
+      </w:r>
+      <w:r>
+        <w:rPr>
+          <w:sz w:val="28"/>
+          <w:szCs w:val="28"/>
+        </w:rPr>
+        <w:tab/>
+      </w:r>
+      <w:r>
+        <w:rPr>
+          <w:sz w:val="28"/>
+          <w:szCs w:val="28"/>
+        </w:rPr>
+        <w:tab/>
       </w:r>
     </w:p>
     <w:p>
@@ -1673,42 +1795,6 @@
           <w:szCs w:val="28"/>
         </w:rPr>
       </w:pPr>
-      <w:r>
-        <w:rPr>
-          <w:sz w:val="28"/>
-          <w:szCs w:val="28"/>
-        </w:rPr>
-        <w:tab/>
-      </w:r>
-      <w:r>
-        <w:rPr>
-          <w:sz w:val="28"/>
-          <w:szCs w:val="28"/>
-        </w:rPr>
-        <w:tab/>
-        <w:t>dazu Sauce Hollandaise, Steakhausbrot, Herzogin-Kartoffeln und Salat.</w:t>
-      </w:r>
-      <w:r>
-        <w:rPr>
-          <w:sz w:val="28"/>
-          <w:szCs w:val="28"/>
-        </w:rPr>
-        <w:tab/>
-      </w:r>
-      <w:r>
-        <w:rPr>
-          <w:sz w:val="28"/>
-          <w:szCs w:val="28"/>
-        </w:rPr>
-        <w:tab/>
-      </w:r>
-      <w:r>
-        <w:rPr>
-          <w:sz w:val="28"/>
-          <w:szCs w:val="28"/>
-        </w:rPr>
-        <w:tab/>
-      </w:r>
     </w:p>
     <w:p>
       <w:pPr>
@@ -1731,6 +1817,30 @@
           <w:szCs w:val="28"/>
         </w:rPr>
         <w:tab/>
+        <w:t xml:space="preserve">   </w:t>
+      </w:r>
+      <w:r>
+        <w:rPr>
+          <w:sz w:val="28"/>
+          <w:szCs w:val="28"/>
+        </w:rPr>
+        <w:t>12</w:t>
+      </w:r>
+      <w:r>
+        <w:rPr>
+          <w:sz w:val="28"/>
+          <w:szCs w:val="28"/>
+        </w:rPr>
+        <w:tab/>
+      </w:r>
+      <w:r>
+        <w:rPr>
+          <w:b/>
+          <w:bCs/>
+          <w:sz w:val="28"/>
+          <w:szCs w:val="28"/>
+        </w:rPr>
+        <w:t>Räuberfleisch</w:t>
       </w:r>
     </w:p>
     <w:p>
@@ -1754,30 +1864,55 @@
           <w:szCs w:val="28"/>
         </w:rPr>
         <w:tab/>
-        <w:t xml:space="preserve">   </w:t>
-      </w:r>
-      <w:r>
-        <w:rPr>
-          <w:sz w:val="28"/>
-          <w:szCs w:val="28"/>
-        </w:rPr>
-        <w:t>12</w:t>
-      </w:r>
-      <w:r>
-        <w:rPr>
-          <w:sz w:val="28"/>
-          <w:szCs w:val="28"/>
-        </w:rPr>
-        <w:tab/>
-      </w:r>
-      <w:r>
-        <w:rPr>
-          <w:b/>
-          <w:bCs/>
-          <w:sz w:val="28"/>
-          <w:szCs w:val="28"/>
-        </w:rPr>
-        <w:t>Räuberfleisch</w:t>
+      </w:r>
+      <w:r>
+        <w:rPr>
+          <w:sz w:val="28"/>
+          <w:szCs w:val="28"/>
+        </w:rPr>
+        <w:tab/>
+      </w:r>
+      <w:r>
+        <w:rPr>
+          <w:sz w:val="28"/>
+          <w:szCs w:val="28"/>
+        </w:rPr>
+        <w:t xml:space="preserve">100g </w:t>
+      </w:r>
+      <w:r>
+        <w:rPr>
+          <w:sz w:val="28"/>
+          <w:szCs w:val="28"/>
+        </w:rPr>
+        <w:t xml:space="preserve">Hacksteak, </w:t>
+      </w:r>
+      <w:r>
+        <w:rPr>
+          <w:sz w:val="28"/>
+          <w:szCs w:val="28"/>
+        </w:rPr>
+        <w:t xml:space="preserve">100g </w:t>
+      </w:r>
+      <w:r>
+        <w:rPr>
+          <w:sz w:val="28"/>
+          <w:szCs w:val="28"/>
+        </w:rPr>
+        <w:t xml:space="preserve">Nackensteak, 1 Spieß, </w:t>
+      </w:r>
+      <w:r>
+        <w:rPr>
+          <w:sz w:val="28"/>
+          <w:szCs w:val="28"/>
+        </w:rPr>
+        <w:t xml:space="preserve">100g </w:t>
+      </w:r>
+      <w:r>
+        <w:rPr>
+          <w:sz w:val="28"/>
+          <w:szCs w:val="28"/>
+        </w:rPr>
+        <w:t>Putenbrust</w:t>
       </w:r>
     </w:p>
     <w:p>
@@ -1808,7 +1943,96 @@
           <w:szCs w:val="28"/>
         </w:rPr>
         <w:tab/>
-        <w:t>Hacksteak, Nackensteak, 1 Spieß, Putenbrust</w:t>
+        <w:t xml:space="preserve">mit </w:t>
+      </w:r>
+      <w:r>
+        <w:rPr>
+          <w:sz w:val="28"/>
+          <w:szCs w:val="28"/>
+        </w:rPr>
+        <w:t xml:space="preserve">1 </w:t>
+      </w:r>
+      <w:proofErr w:type="spellStart"/>
+      <w:r>
+        <w:rPr>
+          <w:sz w:val="28"/>
+          <w:szCs w:val="28"/>
+        </w:rPr>
+        <w:t>kugel</w:t>
+      </w:r>
+      <w:proofErr w:type="spellEnd"/>
+      <w:r>
+        <w:rPr>
+          <w:sz w:val="28"/>
+          <w:szCs w:val="28"/>
+        </w:rPr>
+        <w:t xml:space="preserve"> </w:t>
+      </w:r>
+      <w:r>
+        <w:rPr>
+          <w:sz w:val="28"/>
+          <w:szCs w:val="28"/>
+        </w:rPr>
+        <w:t>Djuwetschreis</w:t>
+      </w:r>
+      <w:r>
+        <w:rPr>
+          <w:sz w:val="28"/>
+          <w:szCs w:val="28"/>
+        </w:rPr>
+        <w:t>, Potato Wedges und Salat.</w:t>
+      </w:r>
+      <w:r>
+        <w:rPr>
+          <w:sz w:val="28"/>
+          <w:szCs w:val="28"/>
+        </w:rPr>
+        <w:tab/>
+      </w:r>
+      <w:r>
+        <w:rPr>
+          <w:sz w:val="28"/>
+          <w:szCs w:val="28"/>
+        </w:rPr>
+        <w:tab/>
+      </w:r>
+      <w:r>
+        <w:rPr>
+          <w:sz w:val="28"/>
+          <w:szCs w:val="28"/>
+        </w:rPr>
+        <w:tab/>
+      </w:r>
+    </w:p>
+    <w:p>
+      <w:pPr>
+        <w:widowControl w:val="0"/>
+        <w:tabs>
+          <w:tab w:val="left" w:pos="281"/>
+          <w:tab w:val="left" w:pos="919"/>
+          <w:tab w:val="left" w:pos="7439"/>
+          <w:tab w:val="left" w:pos="8460"/>
+          <w:tab w:val="left" w:pos="8820"/>
+        </w:tabs>
+        <w:rPr>
+          <w:sz w:val="28"/>
+          <w:szCs w:val="28"/>
+        </w:rPr>
+      </w:pPr>
+      <w:r>
+        <w:rPr>
+          <w:sz w:val="28"/>
+          <w:szCs w:val="28"/>
+        </w:rPr>
+        <w:t xml:space="preserve">       </w:t>
+      </w:r>
+      <w:r>
+        <w:rPr>
+          <w:sz w:val="28"/>
+          <w:szCs w:val="28"/>
+        </w:rPr>
+        <w:tab/>
+        <w:t xml:space="preserve">   </w:t>
       </w:r>
     </w:p>
     <w:p>
@@ -1832,103 +2056,38 @@
           <w:szCs w:val="28"/>
         </w:rPr>
         <w:tab/>
-      </w:r>
-      <w:r>
-        <w:rPr>
-          <w:sz w:val="28"/>
-          <w:szCs w:val="28"/>
-        </w:rPr>
-        <w:tab/>
-        <w:t xml:space="preserve">mit </w:t>
-      </w:r>
-      <w:r>
-        <w:rPr>
-          <w:sz w:val="28"/>
-          <w:szCs w:val="28"/>
-        </w:rPr>
-        <w:t xml:space="preserve">1 </w:t>
-      </w:r>
-      <w:proofErr w:type="spellStart"/>
-      <w:r>
-        <w:rPr>
-          <w:sz w:val="28"/>
-          <w:szCs w:val="28"/>
-        </w:rPr>
-        <w:t>kugel</w:t>
-      </w:r>
-      <w:proofErr w:type="spellEnd"/>
-      <w:r>
-        <w:rPr>
-          <w:sz w:val="28"/>
-          <w:szCs w:val="28"/>
-        </w:rPr>
+        <w:t xml:space="preserve">   16</w:t>
+      </w:r>
+      <w:r>
+        <w:rPr>
+          <w:sz w:val="28"/>
+          <w:szCs w:val="28"/>
+        </w:rPr>
+        <w:tab/>
+      </w:r>
+      <w:r>
+        <w:rPr>
+          <w:b/>
+          <w:bCs/>
+          <w:sz w:val="28"/>
+          <w:szCs w:val="28"/>
+        </w:rPr>
+        <w:t>Holzfällersteak 300 gr.</w:t>
+      </w:r>
+      <w:r>
+        <w:rPr>
+          <w:sz w:val="28"/>
+          <w:szCs w:val="28"/>
+        </w:rPr>
+        <w:tab/>
+      </w:r>
+      <w:r>
+        <w:rPr>
+          <w:sz w:val="28"/>
+          <w:szCs w:val="28"/>
+        </w:rPr>
+        <w:tab/>
         <w:t xml:space="preserve"> </w:t>
-      </w:r>
-      <w:r>
-        <w:rPr>
-          <w:sz w:val="28"/>
-          <w:szCs w:val="28"/>
-        </w:rPr>
-        <w:t>Djuwetschreis</w:t>
-      </w:r>
-      <w:r>
-        <w:rPr>
-          <w:sz w:val="28"/>
-          <w:szCs w:val="28"/>
-        </w:rPr>
-        <w:t>, Potato Wedges und Salat.</w:t>
-      </w:r>
-      <w:r>
-        <w:rPr>
-          <w:sz w:val="28"/>
-          <w:szCs w:val="28"/>
-        </w:rPr>
-        <w:tab/>
-      </w:r>
-      <w:r>
-        <w:rPr>
-          <w:sz w:val="28"/>
-          <w:szCs w:val="28"/>
-        </w:rPr>
-        <w:tab/>
-      </w:r>
-      <w:r>
-        <w:rPr>
-          <w:sz w:val="28"/>
-          <w:szCs w:val="28"/>
-        </w:rPr>
-        <w:tab/>
-      </w:r>
-    </w:p>
-    <w:p>
-      <w:pPr>
-        <w:widowControl w:val="0"/>
-        <w:tabs>
-          <w:tab w:val="left" w:pos="281"/>
-          <w:tab w:val="left" w:pos="919"/>
-          <w:tab w:val="left" w:pos="7439"/>
-          <w:tab w:val="left" w:pos="8460"/>
-          <w:tab w:val="left" w:pos="8820"/>
-        </w:tabs>
-        <w:rPr>
-          <w:sz w:val="28"/>
-          <w:szCs w:val="28"/>
-        </w:rPr>
-      </w:pPr>
-      <w:r>
-        <w:rPr>
-          <w:sz w:val="28"/>
-          <w:szCs w:val="28"/>
-        </w:rPr>
-        <w:t xml:space="preserve">       </w:t>
-      </w:r>
-      <w:r>
-        <w:rPr>
-          <w:sz w:val="28"/>
-          <w:szCs w:val="28"/>
-        </w:rPr>
-        <w:tab/>
-        <w:t xml:space="preserve">   </w:t>
       </w:r>
     </w:p>
     <w:p>
@@ -1952,38 +2111,20 @@
           <w:szCs w:val="28"/>
         </w:rPr>
         <w:tab/>
-        <w:t xml:space="preserve">   16</w:t>
-      </w:r>
-      <w:r>
-        <w:rPr>
-          <w:sz w:val="28"/>
-          <w:szCs w:val="28"/>
-        </w:rPr>
-        <w:tab/>
-      </w:r>
-      <w:r>
-        <w:rPr>
-          <w:b/>
-          <w:bCs/>
-          <w:sz w:val="28"/>
-          <w:szCs w:val="28"/>
-        </w:rPr>
-        <w:t>Holzfällersteak 300 gr.</w:t>
-      </w:r>
-      <w:r>
-        <w:rPr>
-          <w:sz w:val="28"/>
-          <w:szCs w:val="28"/>
-        </w:rPr>
-        <w:tab/>
-      </w:r>
-      <w:r>
-        <w:rPr>
-          <w:sz w:val="28"/>
-          <w:szCs w:val="28"/>
-        </w:rPr>
-        <w:tab/>
-        <w:t xml:space="preserve"> </w:t>
+      </w:r>
+      <w:r>
+        <w:rPr>
+          <w:sz w:val="28"/>
+          <w:szCs w:val="28"/>
+        </w:rPr>
+        <w:tab/>
+      </w:r>
+      <w:r>
+        <w:rPr>
+          <w:sz w:val="28"/>
+          <w:szCs w:val="28"/>
+        </w:rPr>
+        <w:t xml:space="preserve">Schweinenackensteaks mit gebratenen Zwiebeln, </w:t>
       </w:r>
     </w:p>
     <w:p>
@@ -2014,13 +2155,35 @@
           <w:szCs w:val="28"/>
         </w:rPr>
         <w:tab/>
-      </w:r>
-      <w:r>
-        <w:rPr>
-          <w:sz w:val="28"/>
-          <w:szCs w:val="28"/>
-        </w:rPr>
-        <w:t xml:space="preserve">Schweinenackensteaks mit gebratenen Zwiebeln, </w:t>
+        <w:t>Bratkartoffeln und Salat.</w:t>
+      </w:r>
+      <w:r>
+        <w:rPr>
+          <w:sz w:val="28"/>
+          <w:szCs w:val="28"/>
+        </w:rPr>
+        <w:tab/>
+      </w:r>
+      <w:r>
+        <w:rPr>
+          <w:sz w:val="28"/>
+          <w:szCs w:val="28"/>
+        </w:rPr>
+        <w:tab/>
+      </w:r>
+      <w:r>
+        <w:rPr>
+          <w:sz w:val="28"/>
+          <w:szCs w:val="28"/>
+        </w:rPr>
+        <w:tab/>
+      </w:r>
+      <w:r>
+        <w:rPr>
+          <w:sz w:val="28"/>
+          <w:szCs w:val="28"/>
+        </w:rPr>
+        <w:tab/>
       </w:r>
     </w:p>
     <w:p>
@@ -2038,49 +2201,6 @@
           <w:szCs w:val="28"/>
         </w:rPr>
       </w:pPr>
-      <w:r>
-        <w:rPr>
-          <w:sz w:val="28"/>
-          <w:szCs w:val="28"/>
-        </w:rPr>
-        <w:tab/>
-      </w:r>
-      <w:r>
-        <w:rPr>
-          <w:sz w:val="28"/>
-          <w:szCs w:val="28"/>
-        </w:rPr>
-        <w:tab/>
-        <w:t>Bratkartoffeln und Salat.</w:t>
-      </w:r>
-      <w:r>
-        <w:rPr>
-          <w:sz w:val="28"/>
-          <w:szCs w:val="28"/>
-        </w:rPr>
-        <w:tab/>
-      </w:r>
-      <w:r>
-        <w:rPr>
-          <w:sz w:val="28"/>
-          <w:szCs w:val="28"/>
-        </w:rPr>
-        <w:tab/>
-      </w:r>
-      <w:r>
-        <w:rPr>
-          <w:sz w:val="28"/>
-          <w:szCs w:val="28"/>
-        </w:rPr>
-        <w:tab/>
-      </w:r>
-      <w:r>
-        <w:rPr>
-          <w:sz w:val="28"/>
-          <w:szCs w:val="28"/>
-        </w:rPr>
-        <w:tab/>
-      </w:r>
     </w:p>
     <w:p>
       <w:pPr>
@@ -2097,38 +2217,6 @@
           <w:szCs w:val="28"/>
         </w:rPr>
       </w:pPr>
-      <w:r>
-        <w:rPr>
-          <w:sz w:val="28"/>
-          <w:szCs w:val="28"/>
-        </w:rPr>
-        <w:lastRenderedPageBreak/>
-        <w:tab/>
-        <w:t xml:space="preserve">  </w:t>
-      </w:r>
-      <w:r>
-        <w:rPr>
-          <w:sz w:val="28"/>
-          <w:szCs w:val="28"/>
-        </w:rPr>
-        <w:t>17</w:t>
-      </w:r>
-      <w:r>
-        <w:rPr>
-          <w:sz w:val="28"/>
-          <w:szCs w:val="28"/>
-        </w:rPr>
-        <w:tab/>
-      </w:r>
-      <w:r>
-        <w:rPr>
-          <w:b/>
-          <w:bCs/>
-          <w:sz w:val="28"/>
-          <w:szCs w:val="28"/>
-        </w:rPr>
-        <w:t>Split-Pfanne</w:t>
-      </w:r>
     </w:p>
     <w:p>
       <w:pPr>
@@ -2145,21 +2233,6 @@
           <w:szCs w:val="28"/>
         </w:rPr>
       </w:pPr>
-      <w:r>
-        <w:rPr>
-          <w:sz w:val="28"/>
-          <w:szCs w:val="28"/>
-        </w:rPr>
-        <w:tab/>
-      </w:r>
-      <w:r>
-        <w:rPr>
-          <w:sz w:val="28"/>
-          <w:szCs w:val="28"/>
-        </w:rPr>
-        <w:tab/>
-        <w:t>2 Cevapcici, Putenbrust, 1 paniertes Schnitzel, 1 Nackensteak,</w:t>
-      </w:r>
     </w:p>
     <w:p>
       <w:pPr>
@@ -2171,19 +2244,41 @@
           <w:tab w:val="left" w:pos="8460"/>
           <w:tab w:val="left" w:pos="8820"/>
         </w:tabs>
-        <w:ind w:left="281"/>
-        <w:rPr>
-          <w:sz w:val="28"/>
-          <w:szCs w:val="28"/>
-        </w:rPr>
-      </w:pPr>
-      <w:r>
-        <w:rPr>
-          <w:sz w:val="28"/>
-          <w:szCs w:val="28"/>
-        </w:rPr>
-        <w:tab/>
-        <w:t xml:space="preserve">Speck, dazu Bratkartoffeln, Kaisergemüse mit Sauce Hollandaise und </w:t>
+        <w:rPr>
+          <w:sz w:val="28"/>
+          <w:szCs w:val="28"/>
+        </w:rPr>
+      </w:pPr>
+      <w:r>
+        <w:rPr>
+          <w:sz w:val="28"/>
+          <w:szCs w:val="28"/>
+        </w:rPr>
+        <w:tab/>
+        <w:t xml:space="preserve">  </w:t>
+      </w:r>
+      <w:r>
+        <w:rPr>
+          <w:sz w:val="28"/>
+          <w:szCs w:val="28"/>
+        </w:rPr>
+        <w:t>17</w:t>
+      </w:r>
+      <w:r>
+        <w:rPr>
+          <w:sz w:val="28"/>
+          <w:szCs w:val="28"/>
+        </w:rPr>
+        <w:tab/>
+      </w:r>
+      <w:r>
+        <w:rPr>
+          <w:b/>
+          <w:bCs/>
+          <w:sz w:val="28"/>
+          <w:szCs w:val="28"/>
+        </w:rPr>
+        <w:t>Split-Pfanne</w:t>
       </w:r>
     </w:p>
     <w:p>
@@ -2196,46 +2291,53 @@
           <w:tab w:val="left" w:pos="8460"/>
           <w:tab w:val="left" w:pos="8820"/>
         </w:tabs>
-        <w:ind w:left="281"/>
-        <w:rPr>
-          <w:sz w:val="28"/>
-          <w:szCs w:val="28"/>
-        </w:rPr>
-      </w:pPr>
-      <w:r>
-        <w:rPr>
-          <w:sz w:val="28"/>
-          <w:szCs w:val="28"/>
-        </w:rPr>
-        <w:tab/>
-      </w:r>
-      <w:r>
-        <w:rPr>
-          <w:sz w:val="28"/>
-          <w:szCs w:val="28"/>
-        </w:rPr>
-        <w:t>Salat.</w:t>
-      </w:r>
-      <w:r>
-        <w:rPr>
-          <w:sz w:val="28"/>
-          <w:szCs w:val="28"/>
-        </w:rPr>
-        <w:tab/>
-      </w:r>
-      <w:r>
-        <w:rPr>
-          <w:sz w:val="28"/>
-          <w:szCs w:val="28"/>
-        </w:rPr>
-        <w:tab/>
-      </w:r>
-      <w:r>
-        <w:rPr>
-          <w:sz w:val="28"/>
-          <w:szCs w:val="28"/>
-        </w:rPr>
-        <w:tab/>
+        <w:rPr>
+          <w:sz w:val="28"/>
+          <w:szCs w:val="28"/>
+        </w:rPr>
+      </w:pPr>
+      <w:r>
+        <w:rPr>
+          <w:sz w:val="28"/>
+          <w:szCs w:val="28"/>
+        </w:rPr>
+        <w:tab/>
+      </w:r>
+      <w:r>
+        <w:rPr>
+          <w:sz w:val="28"/>
+          <w:szCs w:val="28"/>
+        </w:rPr>
+        <w:tab/>
+        <w:t xml:space="preserve">2 Cevapcici, </w:t>
+      </w:r>
+      <w:r>
+        <w:rPr>
+          <w:sz w:val="28"/>
+          <w:szCs w:val="28"/>
+        </w:rPr>
+        <w:t xml:space="preserve">100g </w:t>
+      </w:r>
+      <w:r>
+        <w:rPr>
+          <w:sz w:val="28"/>
+          <w:szCs w:val="28"/>
+        </w:rPr>
+        <w:t>Putenbrust, 1</w:t>
+      </w:r>
+      <w:r>
+        <w:rPr>
+          <w:sz w:val="28"/>
+          <w:szCs w:val="28"/>
+        </w:rPr>
+        <w:t>00g</w:t>
+      </w:r>
+      <w:r>
+        <w:rPr>
+          <w:sz w:val="28"/>
+          <w:szCs w:val="28"/>
+        </w:rPr>
+        <w:t xml:space="preserve"> paniertes Schnitzel, </w:t>
       </w:r>
     </w:p>
     <w:p>
@@ -2253,6 +2355,55 @@
           <w:szCs w:val="28"/>
         </w:rPr>
       </w:pPr>
+      <w:r>
+        <w:rPr>
+          <w:sz w:val="28"/>
+          <w:szCs w:val="28"/>
+        </w:rPr>
+        <w:tab/>
+      </w:r>
+      <w:r>
+        <w:rPr>
+          <w:sz w:val="28"/>
+          <w:szCs w:val="28"/>
+        </w:rPr>
+        <w:tab/>
+      </w:r>
+      <w:r>
+        <w:rPr>
+          <w:sz w:val="28"/>
+          <w:szCs w:val="28"/>
+        </w:rPr>
+        <w:t>1</w:t>
+      </w:r>
+      <w:r>
+        <w:rPr>
+          <w:sz w:val="28"/>
+          <w:szCs w:val="28"/>
+        </w:rPr>
+        <w:t>00g</w:t>
+      </w:r>
+      <w:r>
+        <w:rPr>
+          <w:sz w:val="28"/>
+          <w:szCs w:val="28"/>
+        </w:rPr>
+        <w:t xml:space="preserve"> Nackensteak,</w:t>
+      </w:r>
+      <w:r>
+        <w:rPr>
+          <w:sz w:val="28"/>
+          <w:szCs w:val="28"/>
+        </w:rPr>
+        <w:t xml:space="preserve"> 50g </w:t>
+      </w:r>
+      <w:r>
+        <w:rPr>
+          <w:sz w:val="28"/>
+          <w:szCs w:val="28"/>
+        </w:rPr>
+        <w:t xml:space="preserve">Speck, dazu Bratkartoffeln, Kaisergemüse mit </w:t>
+      </w:r>
     </w:p>
     <w:p>
       <w:pPr>
@@ -2274,44 +2425,42 @@
           <w:sz w:val="28"/>
           <w:szCs w:val="28"/>
         </w:rPr>
-        <w:t xml:space="preserve">   </w:t>
-      </w:r>
-      <w:r>
-        <w:rPr>
-          <w:sz w:val="28"/>
-          <w:szCs w:val="28"/>
-        </w:rPr>
-        <w:t xml:space="preserve">  </w:t>
-      </w:r>
-      <w:r>
-        <w:rPr>
-          <w:sz w:val="28"/>
-          <w:szCs w:val="28"/>
-        </w:rPr>
-        <w:t xml:space="preserve"> </w:t>
-      </w:r>
-      <w:r>
-        <w:rPr>
-          <w:sz w:val="28"/>
-          <w:szCs w:val="28"/>
-        </w:rPr>
-        <w:t>18</w:t>
-      </w:r>
-      <w:r>
-        <w:rPr>
-          <w:sz w:val="28"/>
-          <w:szCs w:val="28"/>
-        </w:rPr>
-        <w:tab/>
-      </w:r>
-      <w:r>
-        <w:rPr>
-          <w:b/>
-          <w:bCs/>
-          <w:sz w:val="28"/>
-          <w:szCs w:val="28"/>
-        </w:rPr>
-        <w:t>Kaminpfanne ca.450 gr.</w:t>
+        <w:tab/>
+      </w:r>
+      <w:r>
+        <w:rPr>
+          <w:sz w:val="28"/>
+          <w:szCs w:val="28"/>
+        </w:rPr>
+        <w:tab/>
+      </w:r>
+      <w:r>
+        <w:rPr>
+          <w:sz w:val="28"/>
+          <w:szCs w:val="28"/>
+        </w:rPr>
+        <w:t>Sauce Hollandaise und Salat.</w:t>
+      </w:r>
+      <w:r>
+        <w:rPr>
+          <w:sz w:val="28"/>
+          <w:szCs w:val="28"/>
+        </w:rPr>
+        <w:tab/>
+      </w:r>
+      <w:r>
+        <w:rPr>
+          <w:sz w:val="28"/>
+          <w:szCs w:val="28"/>
+        </w:rPr>
+        <w:tab/>
+      </w:r>
+      <w:r>
+        <w:rPr>
+          <w:sz w:val="28"/>
+          <w:szCs w:val="28"/>
+        </w:rPr>
+        <w:tab/>
       </w:r>
     </w:p>
     <w:p>
@@ -2324,119 +2473,11 @@
           <w:tab w:val="left" w:pos="8460"/>
           <w:tab w:val="left" w:pos="8820"/>
         </w:tabs>
-        <w:ind w:left="919"/>
-        <w:rPr>
-          <w:sz w:val="28"/>
-          <w:szCs w:val="28"/>
-        </w:rPr>
-      </w:pPr>
-      <w:r>
-        <w:rPr>
-          <w:sz w:val="28"/>
-          <w:szCs w:val="28"/>
-        </w:rPr>
-        <w:t xml:space="preserve">100g </w:t>
-      </w:r>
-      <w:r>
-        <w:rPr>
-          <w:sz w:val="28"/>
-          <w:szCs w:val="28"/>
-        </w:rPr>
-        <w:t xml:space="preserve">Rinderfilet, </w:t>
-      </w:r>
-      <w:r>
-        <w:rPr>
-          <w:sz w:val="28"/>
-          <w:szCs w:val="28"/>
-        </w:rPr>
-        <w:t xml:space="preserve">100g </w:t>
-      </w:r>
-      <w:r>
-        <w:rPr>
-          <w:sz w:val="28"/>
-          <w:szCs w:val="28"/>
-        </w:rPr>
-        <w:t xml:space="preserve">Rumpsteak, </w:t>
-      </w:r>
-      <w:r>
-        <w:rPr>
-          <w:sz w:val="28"/>
-          <w:szCs w:val="28"/>
-        </w:rPr>
-        <w:t xml:space="preserve">100g </w:t>
-      </w:r>
-      <w:r>
-        <w:rPr>
-          <w:sz w:val="28"/>
-          <w:szCs w:val="28"/>
-        </w:rPr>
-        <w:t xml:space="preserve">Putenbrust, </w:t>
-      </w:r>
-      <w:r>
-        <w:rPr>
-          <w:sz w:val="28"/>
-          <w:szCs w:val="28"/>
-        </w:rPr>
-        <w:t xml:space="preserve">100g </w:t>
-      </w:r>
-      <w:r>
-        <w:rPr>
-          <w:sz w:val="28"/>
-          <w:szCs w:val="28"/>
-        </w:rPr>
-        <w:t xml:space="preserve">Schweinefilet, </w:t>
-      </w:r>
-      <w:r>
-        <w:rPr>
-          <w:sz w:val="28"/>
-          <w:szCs w:val="28"/>
-        </w:rPr>
-        <w:t xml:space="preserve">50g </w:t>
-      </w:r>
-      <w:r>
-        <w:rPr>
-          <w:sz w:val="28"/>
-          <w:szCs w:val="28"/>
-        </w:rPr>
-        <w:t>Speck, dazu</w:t>
-      </w:r>
-      <w:r>
-        <w:rPr>
-          <w:sz w:val="28"/>
-          <w:szCs w:val="28"/>
-        </w:rPr>
-        <w:t xml:space="preserve"> </w:t>
-      </w:r>
-      <w:r>
-        <w:rPr>
-          <w:sz w:val="28"/>
-          <w:szCs w:val="28"/>
-        </w:rPr>
-        <w:t>grüne Bohnen mit Speck, Bratkartoffeln, Spiegelei und Salat.</w:t>
-      </w:r>
-      <w:r>
-        <w:rPr>
-          <w:sz w:val="28"/>
-          <w:szCs w:val="28"/>
-        </w:rPr>
-        <w:tab/>
-        <w:t xml:space="preserve"> </w:t>
-      </w:r>
-      <w:r>
-        <w:rPr>
-          <w:sz w:val="28"/>
-          <w:szCs w:val="28"/>
-        </w:rPr>
-        <w:tab/>
-      </w:r>
-      <w:r>
-        <w:rPr>
-          <w:sz w:val="28"/>
-          <w:szCs w:val="28"/>
-        </w:rPr>
-        <w:tab/>
-        <w:t xml:space="preserve"> </w:t>
-      </w:r>
+        <w:rPr>
+          <w:sz w:val="28"/>
+          <w:szCs w:val="28"/>
+        </w:rPr>
+      </w:pPr>
     </w:p>
     <w:p>
       <w:pPr>
@@ -2458,6 +2499,212 @@
           <w:sz w:val="28"/>
           <w:szCs w:val="28"/>
         </w:rPr>
+        <w:lastRenderedPageBreak/>
+        <w:t xml:space="preserve">   </w:t>
+      </w:r>
+      <w:r>
+        <w:rPr>
+          <w:sz w:val="28"/>
+          <w:szCs w:val="28"/>
+        </w:rPr>
+        <w:t xml:space="preserve">  </w:t>
+      </w:r>
+      <w:r>
+        <w:rPr>
+          <w:sz w:val="28"/>
+          <w:szCs w:val="28"/>
+        </w:rPr>
+        <w:t xml:space="preserve"> </w:t>
+      </w:r>
+      <w:r>
+        <w:rPr>
+          <w:sz w:val="28"/>
+          <w:szCs w:val="28"/>
+        </w:rPr>
+        <w:t>18</w:t>
+      </w:r>
+      <w:r>
+        <w:rPr>
+          <w:sz w:val="28"/>
+          <w:szCs w:val="28"/>
+        </w:rPr>
+        <w:tab/>
+      </w:r>
+      <w:r>
+        <w:rPr>
+          <w:b/>
+          <w:bCs/>
+          <w:sz w:val="28"/>
+          <w:szCs w:val="28"/>
+        </w:rPr>
+        <w:t>Kaminpfanne ca.450 gr.</w:t>
+      </w:r>
+    </w:p>
+    <w:p>
+      <w:pPr>
+        <w:widowControl w:val="0"/>
+        <w:tabs>
+          <w:tab w:val="left" w:pos="281"/>
+          <w:tab w:val="left" w:pos="919"/>
+          <w:tab w:val="left" w:pos="7459"/>
+          <w:tab w:val="left" w:pos="8460"/>
+          <w:tab w:val="left" w:pos="8820"/>
+        </w:tabs>
+        <w:ind w:left="919"/>
+        <w:rPr>
+          <w:sz w:val="28"/>
+          <w:szCs w:val="28"/>
+        </w:rPr>
+      </w:pPr>
+      <w:r>
+        <w:rPr>
+          <w:sz w:val="28"/>
+          <w:szCs w:val="28"/>
+        </w:rPr>
+        <w:t xml:space="preserve">100g </w:t>
+      </w:r>
+      <w:r>
+        <w:rPr>
+          <w:sz w:val="28"/>
+          <w:szCs w:val="28"/>
+        </w:rPr>
+        <w:t xml:space="preserve">Rinderfilet, </w:t>
+      </w:r>
+      <w:r>
+        <w:rPr>
+          <w:sz w:val="28"/>
+          <w:szCs w:val="28"/>
+        </w:rPr>
+        <w:t xml:space="preserve">100g </w:t>
+      </w:r>
+      <w:r>
+        <w:rPr>
+          <w:sz w:val="28"/>
+          <w:szCs w:val="28"/>
+        </w:rPr>
+        <w:t xml:space="preserve">Rumpsteak, </w:t>
+      </w:r>
+      <w:r>
+        <w:rPr>
+          <w:sz w:val="28"/>
+          <w:szCs w:val="28"/>
+        </w:rPr>
+        <w:t>15</w:t>
+      </w:r>
+      <w:r>
+        <w:rPr>
+          <w:sz w:val="28"/>
+          <w:szCs w:val="28"/>
+        </w:rPr>
+        <w:t xml:space="preserve">0g </w:t>
+      </w:r>
+      <w:r>
+        <w:rPr>
+          <w:sz w:val="28"/>
+          <w:szCs w:val="28"/>
+        </w:rPr>
+        <w:t xml:space="preserve">Putenbrust, </w:t>
+      </w:r>
+      <w:r>
+        <w:rPr>
+          <w:sz w:val="28"/>
+          <w:szCs w:val="28"/>
+        </w:rPr>
+        <w:t xml:space="preserve">100g </w:t>
+      </w:r>
+      <w:r>
+        <w:rPr>
+          <w:sz w:val="28"/>
+          <w:szCs w:val="28"/>
+        </w:rPr>
+        <w:t xml:space="preserve">Schweinefilet, </w:t>
+      </w:r>
+      <w:r>
+        <w:rPr>
+          <w:sz w:val="28"/>
+          <w:szCs w:val="28"/>
+        </w:rPr>
+        <w:t xml:space="preserve">50g </w:t>
+      </w:r>
+      <w:r>
+        <w:rPr>
+          <w:sz w:val="28"/>
+          <w:szCs w:val="28"/>
+        </w:rPr>
+        <w:t>Speck, dazu</w:t>
+      </w:r>
+      <w:r>
+        <w:rPr>
+          <w:sz w:val="28"/>
+          <w:szCs w:val="28"/>
+        </w:rPr>
+        <w:t xml:space="preserve"> </w:t>
+      </w:r>
+      <w:r>
+        <w:rPr>
+          <w:sz w:val="28"/>
+          <w:szCs w:val="28"/>
+        </w:rPr>
+        <w:t xml:space="preserve">grüne Bohnen mit Speck, Bratkartoffeln, </w:t>
+      </w:r>
+      <w:r>
+        <w:rPr>
+          <w:sz w:val="28"/>
+          <w:szCs w:val="28"/>
+        </w:rPr>
+        <w:t xml:space="preserve">1 </w:t>
+      </w:r>
+      <w:r>
+        <w:rPr>
+          <w:sz w:val="28"/>
+          <w:szCs w:val="28"/>
+        </w:rPr>
+        <w:t>Spiegelei und Salat.</w:t>
+      </w:r>
+      <w:r>
+        <w:rPr>
+          <w:sz w:val="28"/>
+          <w:szCs w:val="28"/>
+        </w:rPr>
+        <w:tab/>
+        <w:t xml:space="preserve"> </w:t>
+      </w:r>
+      <w:r>
+        <w:rPr>
+          <w:sz w:val="28"/>
+          <w:szCs w:val="28"/>
+        </w:rPr>
+        <w:tab/>
+      </w:r>
+      <w:r>
+        <w:rPr>
+          <w:sz w:val="28"/>
+          <w:szCs w:val="28"/>
+        </w:rPr>
+        <w:tab/>
+        <w:t xml:space="preserve"> </w:t>
+      </w:r>
+    </w:p>
+    <w:p>
+      <w:pPr>
+        <w:widowControl w:val="0"/>
+        <w:tabs>
+          <w:tab w:val="left" w:pos="281"/>
+          <w:tab w:val="left" w:pos="919"/>
+          <w:tab w:val="left" w:pos="7459"/>
+          <w:tab w:val="left" w:pos="8460"/>
+          <w:tab w:val="left" w:pos="8820"/>
+        </w:tabs>
+        <w:rPr>
+          <w:sz w:val="28"/>
+          <w:szCs w:val="28"/>
+        </w:rPr>
+      </w:pPr>
+      <w:r>
+        <w:rPr>
+          <w:sz w:val="28"/>
+          <w:szCs w:val="28"/>
+        </w:rPr>
         <w:t xml:space="preserve">                           </w:t>
       </w:r>
     </w:p>
@@ -2835,6 +3082,15 @@
         </w:rPr>
         <w:t xml:space="preserve">Kleines Zigeunerschnitzel </w:t>
       </w:r>
+      <w:r>
+        <w:rPr>
+          <w:b/>
+          <w:bCs/>
+          <w:sz w:val="28"/>
+          <w:szCs w:val="28"/>
+        </w:rPr>
+        <w:t>130g</w:t>
+      </w:r>
     </w:p>
     <w:p>
       <w:pPr>
@@ -3140,14 +3396,7 @@
           <w:sz w:val="28"/>
           <w:szCs w:val="28"/>
         </w:rPr>
-        <w:t>Djuwetschreis</w:t>
-      </w:r>
-      <w:r>
-        <w:rPr>
-          <w:sz w:val="28"/>
-          <w:szCs w:val="28"/>
-        </w:rPr>
-        <w:t xml:space="preserve"> </w:t>
+        <w:t xml:space="preserve">Djuwetschreis </w:t>
       </w:r>
       <w:r>
         <w:rPr>
@@ -3526,6 +3775,15 @@
           <w:sz w:val="28"/>
           <w:szCs w:val="28"/>
         </w:rPr>
+        <w:t>200g</w:t>
+      </w:r>
+      <w:r>
+        <w:rPr>
+          <w:b/>
+          <w:bCs/>
+          <w:sz w:val="28"/>
+          <w:szCs w:val="28"/>
+        </w:rPr>
         <w:tab/>
       </w:r>
       <w:r>
@@ -3852,6 +4110,15 @@
         </w:rPr>
         <w:t xml:space="preserve">Kleines Schnitzel „Wiener Art“ </w:t>
       </w:r>
+      <w:r>
+        <w:rPr>
+          <w:b/>
+          <w:bCs/>
+          <w:sz w:val="28"/>
+          <w:szCs w:val="28"/>
+        </w:rPr>
+        <w:t>130g</w:t>
+      </w:r>
     </w:p>
     <w:p>
       <w:pPr>
@@ -3907,27 +4174,11 @@
           <w:szCs w:val="28"/>
         </w:rPr>
       </w:pPr>
-    </w:p>
-    <w:p>
-      <w:pPr>
-        <w:widowControl w:val="0"/>
-        <w:tabs>
-          <w:tab w:val="left" w:pos="281"/>
-          <w:tab w:val="left" w:pos="991"/>
-          <w:tab w:val="left" w:pos="7439"/>
-          <w:tab w:val="left" w:pos="8280"/>
-        </w:tabs>
-        <w:rPr>
-          <w:sz w:val="28"/>
-          <w:szCs w:val="28"/>
-        </w:rPr>
-      </w:pPr>
-      <w:r>
-        <w:rPr>
-          <w:sz w:val="28"/>
-          <w:szCs w:val="28"/>
-        </w:rPr>
-        <w:lastRenderedPageBreak/>
+      <w:r>
+        <w:rPr>
+          <w:sz w:val="28"/>
+          <w:szCs w:val="28"/>
+        </w:rPr>
         <w:tab/>
       </w:r>
       <w:r>
@@ -4104,35 +4355,6 @@
         </w:rPr>
         <w:tab/>
       </w:r>
-      <w:r>
-        <w:rPr>
-          <w:b/>
-          <w:bCs/>
-          <w:sz w:val="28"/>
-          <w:szCs w:val="28"/>
-          <w:lang w:val="en-US"/>
-        </w:rPr>
-        <w:tab/>
-      </w:r>
-      <w:r>
-        <w:rPr>
-          <w:b/>
-          <w:bCs/>
-          <w:sz w:val="28"/>
-          <w:szCs w:val="28"/>
-          <w:lang w:val="en-US"/>
-        </w:rPr>
-        <w:tab/>
-      </w:r>
-    </w:p>
-    <w:p>
-      <w:pPr>
-        <w:rPr>
-          <w:sz w:val="28"/>
-          <w:szCs w:val="28"/>
-          <w:lang w:val="en-US"/>
-        </w:rPr>
-      </w:pPr>
     </w:p>
     <w:p>
       <w:pPr>
@@ -4154,6 +4376,7 @@
           <w:szCs w:val="28"/>
           <w:lang w:val="en-US"/>
         </w:rPr>
+        <w:lastRenderedPageBreak/>
         <w:t xml:space="preserve">  </w:t>
       </w:r>
       <w:r>
@@ -4223,7 +4446,62 @@
           <w:szCs w:val="28"/>
         </w:rPr>
         <w:tab/>
-        <w:t xml:space="preserve">Gegrillte Cevapcici, panierte Schnitzel, Putenbrust, </w:t>
+      </w:r>
+      <w:r>
+        <w:rPr>
+          <w:sz w:val="28"/>
+          <w:szCs w:val="28"/>
+        </w:rPr>
+        <w:t xml:space="preserve">2 </w:t>
+      </w:r>
+      <w:r>
+        <w:rPr>
+          <w:sz w:val="28"/>
+          <w:szCs w:val="28"/>
+        </w:rPr>
+        <w:t xml:space="preserve">Gegrillte Cevapcici, </w:t>
+      </w:r>
+      <w:r>
+        <w:rPr>
+          <w:sz w:val="28"/>
+          <w:szCs w:val="28"/>
+        </w:rPr>
+        <w:t xml:space="preserve">2 </w:t>
+      </w:r>
+      <w:r>
+        <w:rPr>
+          <w:sz w:val="28"/>
+          <w:szCs w:val="28"/>
+        </w:rPr>
+        <w:t>panierte Schnitzel</w:t>
+      </w:r>
+      <w:r>
+        <w:rPr>
+          <w:sz w:val="28"/>
+          <w:szCs w:val="28"/>
+        </w:rPr>
+        <w:t xml:space="preserve"> je 100g</w:t>
+      </w:r>
+      <w:r>
+        <w:rPr>
+          <w:sz w:val="28"/>
+          <w:szCs w:val="28"/>
+        </w:rPr>
+        <w:t xml:space="preserve">, </w:t>
+      </w:r>
+      <w:r>
+        <w:rPr>
+          <w:sz w:val="28"/>
+          <w:szCs w:val="28"/>
+        </w:rPr>
+        <w:t xml:space="preserve">2 </w:t>
+      </w:r>
+      <w:r>
+        <w:rPr>
+          <w:sz w:val="28"/>
+          <w:szCs w:val="28"/>
+        </w:rPr>
+        <w:t>Putenbrust</w:t>
       </w:r>
     </w:p>
     <w:p>
@@ -4253,7 +4531,14 @@
           <w:szCs w:val="28"/>
         </w:rPr>
         <w:tab/>
-        <w:t xml:space="preserve">Schweinefilet, Rumpsteak, scheibe Speck. Dazu </w:t>
+        <w:t>Je 100g</w:t>
+      </w:r>
+      <w:r>
+        <w:rPr>
+          <w:sz w:val="28"/>
+          <w:szCs w:val="28"/>
+        </w:rPr>
+        <w:t xml:space="preserve">, </w:t>
       </w:r>
       <w:r>
         <w:rPr>
@@ -4267,7 +4552,63 @@
           <w:sz w:val="28"/>
           <w:szCs w:val="28"/>
         </w:rPr>
-        <w:t>kugel</w:t>
+        <w:t>Schweinefilet</w:t>
+      </w:r>
+      <w:r>
+        <w:rPr>
+          <w:sz w:val="28"/>
+          <w:szCs w:val="28"/>
+        </w:rPr>
+        <w:t xml:space="preserve"> je 100g</w:t>
+      </w:r>
+      <w:r>
+        <w:rPr>
+          <w:sz w:val="28"/>
+          <w:szCs w:val="28"/>
+        </w:rPr>
+        <w:t xml:space="preserve">, </w:t>
+      </w:r>
+      <w:r>
+        <w:rPr>
+          <w:sz w:val="28"/>
+          <w:szCs w:val="28"/>
+        </w:rPr>
+        <w:t xml:space="preserve">2 </w:t>
+      </w:r>
+      <w:r>
+        <w:rPr>
+          <w:sz w:val="28"/>
+          <w:szCs w:val="28"/>
+        </w:rPr>
+        <w:t>Rumpsteak</w:t>
+      </w:r>
+      <w:r>
+        <w:rPr>
+          <w:sz w:val="28"/>
+          <w:szCs w:val="28"/>
+        </w:rPr>
+        <w:t xml:space="preserve"> je 100g</w:t>
+      </w:r>
+      <w:r>
+        <w:rPr>
+          <w:sz w:val="28"/>
+          <w:szCs w:val="28"/>
+        </w:rPr>
+        <w:t xml:space="preserve">, </w:t>
+      </w:r>
+      <w:r>
+        <w:rPr>
+          <w:sz w:val="28"/>
+          <w:szCs w:val="28"/>
+        </w:rPr>
+        <w:t xml:space="preserve">2 </w:t>
+      </w:r>
+      <w:r>
+        <w:rPr>
+          <w:sz w:val="28"/>
+          <w:szCs w:val="28"/>
+        </w:rPr>
+        <w:t>scheibe</w:t>
       </w:r>
       <w:r>
         <w:rPr>
@@ -4275,6 +4616,13 @@
           <w:szCs w:val="28"/>
         </w:rPr>
         <w:t>n</w:t>
+      </w:r>
+      <w:r>
+        <w:rPr>
+          <w:sz w:val="28"/>
+          <w:szCs w:val="28"/>
+        </w:rPr>
+        <w:t xml:space="preserve"> </w:t>
       </w:r>
     </w:p>
     <w:p>
@@ -4310,6 +4658,41 @@
           <w:sz w:val="28"/>
           <w:szCs w:val="28"/>
         </w:rPr>
+        <w:t>Speck</w:t>
+      </w:r>
+      <w:r>
+        <w:rPr>
+          <w:sz w:val="28"/>
+          <w:szCs w:val="28"/>
+        </w:rPr>
+        <w:t xml:space="preserve"> je 50g</w:t>
+      </w:r>
+      <w:r>
+        <w:rPr>
+          <w:sz w:val="28"/>
+          <w:szCs w:val="28"/>
+        </w:rPr>
+        <w:t xml:space="preserve">. Dazu </w:t>
+      </w:r>
+      <w:r>
+        <w:rPr>
+          <w:sz w:val="28"/>
+          <w:szCs w:val="28"/>
+        </w:rPr>
+        <w:t>2 kugeln</w:t>
+      </w:r>
+      <w:r>
+        <w:rPr>
+          <w:sz w:val="28"/>
+          <w:szCs w:val="28"/>
+        </w:rPr>
+        <w:t xml:space="preserve"> </w:t>
+      </w:r>
+      <w:r>
+        <w:rPr>
+          <w:sz w:val="28"/>
+          <w:szCs w:val="28"/>
+        </w:rPr>
         <w:t>Djuwetschreis</w:t>
       </w:r>
       <w:r>
@@ -4317,7 +4700,7 @@
           <w:sz w:val="28"/>
           <w:szCs w:val="28"/>
         </w:rPr>
-        <w:t xml:space="preserve">, Kaisergemüse mit Hollandaise, grüne Bohnen mit </w:t>
+        <w:t xml:space="preserve">, Kaisergemüse mit </w:t>
       </w:r>
     </w:p>
     <w:p>
@@ -4347,6 +4730,19 @@
           <w:szCs w:val="28"/>
         </w:rPr>
         <w:tab/>
+      </w:r>
+      <w:r>
+        <w:rPr>
+          <w:sz w:val="28"/>
+          <w:szCs w:val="28"/>
+        </w:rPr>
+        <w:t xml:space="preserve">Hollandaise, grüne Bohnen mit </w:t>
+      </w:r>
+      <w:r>
+        <w:rPr>
+          <w:sz w:val="28"/>
+          <w:szCs w:val="28"/>
+        </w:rPr>
         <w:t xml:space="preserve">Speck, </w:t>
       </w:r>
       <w:r>
@@ -4462,7 +4858,69 @@
           <w:szCs w:val="28"/>
         </w:rPr>
         <w:tab/>
-        <w:t xml:space="preserve">Gegrillte Cevapcici, paniertes Schnitzel, Putenbrust, </w:t>
+      </w:r>
+      <w:r>
+        <w:rPr>
+          <w:sz w:val="28"/>
+          <w:szCs w:val="28"/>
+        </w:rPr>
+        <w:t xml:space="preserve">4 </w:t>
+      </w:r>
+      <w:r>
+        <w:rPr>
+          <w:sz w:val="28"/>
+          <w:szCs w:val="28"/>
+        </w:rPr>
+        <w:t xml:space="preserve">Gegrillte Cevapcici, </w:t>
+      </w:r>
+      <w:r>
+        <w:rPr>
+          <w:sz w:val="28"/>
+          <w:szCs w:val="28"/>
+        </w:rPr>
+        <w:t xml:space="preserve">2 </w:t>
+      </w:r>
+      <w:r>
+        <w:rPr>
+          <w:sz w:val="28"/>
+          <w:szCs w:val="28"/>
+        </w:rPr>
+        <w:t>paniertes Schnitzel</w:t>
+      </w:r>
+      <w:r>
+        <w:rPr>
+          <w:sz w:val="28"/>
+          <w:szCs w:val="28"/>
+        </w:rPr>
+        <w:t xml:space="preserve"> </w:t>
+      </w:r>
+      <w:r>
+        <w:rPr>
+          <w:sz w:val="28"/>
+          <w:szCs w:val="28"/>
+        </w:rPr>
+        <w:t>je 100g</w:t>
+      </w:r>
+      <w:r>
+        <w:rPr>
+          <w:sz w:val="28"/>
+          <w:szCs w:val="28"/>
+        </w:rPr>
+        <w:t xml:space="preserve">, </w:t>
+      </w:r>
+      <w:r>
+        <w:rPr>
+          <w:sz w:val="28"/>
+          <w:szCs w:val="28"/>
+        </w:rPr>
+        <w:t xml:space="preserve">2 </w:t>
+      </w:r>
+      <w:r>
+        <w:rPr>
+          <w:sz w:val="28"/>
+          <w:szCs w:val="28"/>
+        </w:rPr>
+        <w:t>Putenbrust</w:t>
       </w:r>
     </w:p>
     <w:p>
@@ -4493,7 +4951,20 @@
           <w:szCs w:val="28"/>
         </w:rPr>
         <w:tab/>
-        <w:t xml:space="preserve">Nackensteak, magerer Speck. Dazu </w:t>
+      </w:r>
+      <w:r>
+        <w:rPr>
+          <w:sz w:val="28"/>
+          <w:szCs w:val="28"/>
+        </w:rPr>
+        <w:t>je 100g</w:t>
+      </w:r>
+      <w:r>
+        <w:rPr>
+          <w:sz w:val="28"/>
+          <w:szCs w:val="28"/>
+        </w:rPr>
+        <w:t xml:space="preserve">, </w:t>
       </w:r>
       <w:r>
         <w:rPr>
@@ -4507,14 +4978,7 @@
           <w:sz w:val="28"/>
           <w:szCs w:val="28"/>
         </w:rPr>
-        <w:t>kugel</w:t>
-      </w:r>
-      <w:r>
-        <w:rPr>
-          <w:sz w:val="28"/>
-          <w:szCs w:val="28"/>
-        </w:rPr>
-        <w:t>n</w:t>
+        <w:t>Nackensteak</w:t>
       </w:r>
       <w:r>
         <w:rPr>
@@ -4528,14 +4992,56 @@
           <w:sz w:val="28"/>
           <w:szCs w:val="28"/>
         </w:rPr>
-        <w:t>Djuwetschreis</w:t>
-      </w:r>
-      <w:r>
-        <w:rPr>
-          <w:sz w:val="28"/>
-          <w:szCs w:val="28"/>
-        </w:rPr>
-        <w:t>, Kroketten,</w:t>
+        <w:t>je 100g</w:t>
+      </w:r>
+      <w:r>
+        <w:rPr>
+          <w:sz w:val="28"/>
+          <w:szCs w:val="28"/>
+        </w:rPr>
+        <w:t xml:space="preserve">, </w:t>
+      </w:r>
+      <w:r>
+        <w:rPr>
+          <w:sz w:val="28"/>
+          <w:szCs w:val="28"/>
+        </w:rPr>
+        <w:t xml:space="preserve">2 </w:t>
+      </w:r>
+      <w:r>
+        <w:rPr>
+          <w:sz w:val="28"/>
+          <w:szCs w:val="28"/>
+        </w:rPr>
+        <w:t>magerer Speck</w:t>
+      </w:r>
+      <w:r>
+        <w:rPr>
+          <w:sz w:val="28"/>
+          <w:szCs w:val="28"/>
+        </w:rPr>
+        <w:t xml:space="preserve"> je 5</w:t>
+      </w:r>
+      <w:r>
+        <w:rPr>
+          <w:sz w:val="28"/>
+          <w:szCs w:val="28"/>
+        </w:rPr>
+        <w:t>0g</w:t>
+      </w:r>
+      <w:r>
+        <w:rPr>
+          <w:sz w:val="28"/>
+          <w:szCs w:val="28"/>
+        </w:rPr>
+        <w:t xml:space="preserve">. Dazu </w:t>
+      </w:r>
+      <w:r>
+        <w:rPr>
+          <w:sz w:val="28"/>
+          <w:szCs w:val="28"/>
+        </w:rPr>
+        <w:t xml:space="preserve">2 </w:t>
       </w:r>
     </w:p>
     <w:p>
@@ -4551,43 +5057,70 @@
         <w:rPr>
           <w:sz w:val="28"/>
           <w:szCs w:val="28"/>
-          <w:lang w:val="it-IT"/>
-        </w:rPr>
-      </w:pPr>
-      <w:r>
-        <w:rPr>
-          <w:sz w:val="28"/>
-          <w:szCs w:val="28"/>
-        </w:rPr>
-        <w:tab/>
-      </w:r>
-      <w:r>
-        <w:rPr>
-          <w:sz w:val="28"/>
-          <w:szCs w:val="28"/>
-        </w:rPr>
-        <w:tab/>
-      </w:r>
-      <w:r>
-        <w:rPr>
-          <w:sz w:val="28"/>
-          <w:szCs w:val="28"/>
-        </w:rPr>
-        <w:t>Potato Wedges, Kaisergemüse mit Hollandaise und Salat.</w:t>
-      </w:r>
-      <w:r>
-        <w:rPr>
-          <w:sz w:val="28"/>
-          <w:szCs w:val="28"/>
-        </w:rPr>
-        <w:tab/>
-      </w:r>
-      <w:r>
-        <w:rPr>
-          <w:sz w:val="28"/>
-          <w:szCs w:val="28"/>
-        </w:rPr>
-        <w:tab/>
+        </w:rPr>
+      </w:pPr>
+      <w:r>
+        <w:rPr>
+          <w:sz w:val="28"/>
+          <w:szCs w:val="28"/>
+        </w:rPr>
+        <w:tab/>
+      </w:r>
+      <w:r>
+        <w:rPr>
+          <w:sz w:val="28"/>
+          <w:szCs w:val="28"/>
+        </w:rPr>
+        <w:tab/>
+      </w:r>
+      <w:r>
+        <w:rPr>
+          <w:sz w:val="28"/>
+          <w:szCs w:val="28"/>
+        </w:rPr>
+        <w:t xml:space="preserve">kugeln </w:t>
+      </w:r>
+      <w:r>
+        <w:rPr>
+          <w:sz w:val="28"/>
+          <w:szCs w:val="28"/>
+        </w:rPr>
+        <w:t>Djuwetschreis</w:t>
+      </w:r>
+      <w:r>
+        <w:rPr>
+          <w:sz w:val="28"/>
+          <w:szCs w:val="28"/>
+        </w:rPr>
+        <w:t xml:space="preserve">, </w:t>
+      </w:r>
+      <w:r>
+        <w:rPr>
+          <w:sz w:val="28"/>
+          <w:szCs w:val="28"/>
+        </w:rPr>
+        <w:t xml:space="preserve">6 </w:t>
+      </w:r>
+      <w:r>
+        <w:rPr>
+          <w:sz w:val="28"/>
+          <w:szCs w:val="28"/>
+        </w:rPr>
+        <w:t>Kroketten,</w:t>
+      </w:r>
+      <w:r>
+        <w:rPr>
+          <w:sz w:val="28"/>
+          <w:szCs w:val="28"/>
+        </w:rPr>
+        <w:t xml:space="preserve"> </w:t>
+      </w:r>
+      <w:r>
+        <w:rPr>
+          <w:sz w:val="28"/>
+          <w:szCs w:val="28"/>
+        </w:rPr>
+        <w:t xml:space="preserve">Potato Wedges, Kaisergemüse mit </w:t>
       </w:r>
     </w:p>
     <w:p>
@@ -4603,9 +5136,29 @@
         <w:rPr>
           <w:sz w:val="28"/>
           <w:szCs w:val="28"/>
-          <w:lang w:val="it-IT"/>
-        </w:rPr>
-      </w:pPr>
+        </w:rPr>
+      </w:pPr>
+      <w:r>
+        <w:rPr>
+          <w:sz w:val="28"/>
+          <w:szCs w:val="28"/>
+        </w:rPr>
+        <w:tab/>
+      </w:r>
+      <w:r>
+        <w:rPr>
+          <w:sz w:val="28"/>
+          <w:szCs w:val="28"/>
+        </w:rPr>
+        <w:tab/>
+      </w:r>
+      <w:r>
+        <w:rPr>
+          <w:sz w:val="28"/>
+          <w:szCs w:val="28"/>
+        </w:rPr>
+        <w:t>Hollandaise und Salat.</w:t>
+      </w:r>
     </w:p>
     <w:p>
       <w:pPr>
@@ -4627,28 +5180,15 @@
         <w:rPr>
           <w:sz w:val="28"/>
           <w:szCs w:val="28"/>
-          <w:lang w:val="it-IT"/>
-        </w:rPr>
-        <w:tab/>
-        <w:t xml:space="preserve">   53</w:t>
-      </w:r>
-      <w:r>
-        <w:rPr>
-          <w:sz w:val="28"/>
-          <w:szCs w:val="28"/>
-          <w:lang w:val="it-IT"/>
-        </w:rPr>
-        <w:tab/>
-      </w:r>
-      <w:r>
-        <w:rPr>
-          <w:b/>
-          <w:bCs/>
-          <w:sz w:val="28"/>
-          <w:szCs w:val="28"/>
-          <w:lang w:val="it-IT"/>
-        </w:rPr>
-        <w:t xml:space="preserve">Steakplatte  </w:t>
+        </w:rPr>
+        <w:tab/>
+      </w:r>
+      <w:r>
+        <w:rPr>
+          <w:sz w:val="28"/>
+          <w:szCs w:val="28"/>
+        </w:rPr>
+        <w:tab/>
       </w:r>
     </w:p>
     <w:p>
@@ -4664,16 +5204,9 @@
         <w:rPr>
           <w:sz w:val="28"/>
           <w:szCs w:val="28"/>
-        </w:rPr>
-      </w:pPr>
-      <w:r>
-        <w:rPr>
-          <w:sz w:val="28"/>
-          <w:szCs w:val="28"/>
           <w:lang w:val="it-IT"/>
         </w:rPr>
-        <w:tab/>
-      </w:r>
+      </w:pPr>
       <w:r>
         <w:rPr>
           <w:sz w:val="28"/>
@@ -4681,7 +5214,7 @@
           <w:lang w:val="it-IT"/>
         </w:rPr>
         <w:tab/>
-        <w:t xml:space="preserve">Filetsteak, Rumpsteak, Schweinefilet, Kaisergemüse mit Hollandaise, </w:t>
+        <w:t xml:space="preserve">   53</w:t>
       </w:r>
       <w:r>
         <w:rPr>
@@ -4693,21 +5226,31 @@
       </w:r>
       <w:r>
         <w:rPr>
+          <w:b/>
+          <w:bCs/>
           <w:sz w:val="28"/>
           <w:szCs w:val="28"/>
           <w:lang w:val="it-IT"/>
         </w:rPr>
-        <w:tab/>
-        <w:t xml:space="preserve">grüne Bohnen mit Speck, Herzogin-Kartoffeln, gebackene Kartoffeln </w:t>
-      </w:r>
-      <w:r>
+        <w:t xml:space="preserve">Steakplatte  </w:t>
+      </w:r>
+    </w:p>
+    <w:p>
+      <w:pPr>
+        <w:widowControl w:val="0"/>
+        <w:tabs>
+          <w:tab w:val="left" w:pos="281"/>
+          <w:tab w:val="left" w:pos="991"/>
+          <w:tab w:val="left" w:pos="7014"/>
+          <w:tab w:val="left" w:pos="8430"/>
+        </w:tabs>
+        <w:ind w:right="12"/>
         <w:rPr>
           <w:sz w:val="28"/>
           <w:szCs w:val="28"/>
           <w:lang w:val="it-IT"/>
         </w:rPr>
-        <w:tab/>
-      </w:r>
+      </w:pPr>
       <w:r>
         <w:rPr>
           <w:sz w:val="28"/>
@@ -4715,7 +5258,294 @@
           <w:lang w:val="it-IT"/>
         </w:rPr>
         <w:tab/>
-        <w:t>mit Kräutersahnequark, Steakhausbrot und Salat.</w:t>
+      </w:r>
+      <w:r>
+        <w:rPr>
+          <w:sz w:val="28"/>
+          <w:szCs w:val="28"/>
+          <w:lang w:val="it-IT"/>
+        </w:rPr>
+        <w:tab/>
+      </w:r>
+      <w:r>
+        <w:rPr>
+          <w:sz w:val="28"/>
+          <w:szCs w:val="28"/>
+          <w:lang w:val="it-IT"/>
+        </w:rPr>
+        <w:t xml:space="preserve">2 </w:t>
+      </w:r>
+      <w:r>
+        <w:rPr>
+          <w:sz w:val="28"/>
+          <w:szCs w:val="28"/>
+          <w:lang w:val="it-IT"/>
+        </w:rPr>
+        <w:t>Filetsteak</w:t>
+      </w:r>
+      <w:r>
+        <w:rPr>
+          <w:sz w:val="28"/>
+          <w:szCs w:val="28"/>
+          <w:lang w:val="it-IT"/>
+        </w:rPr>
+        <w:t xml:space="preserve"> </w:t>
+      </w:r>
+      <w:r>
+        <w:rPr>
+          <w:sz w:val="28"/>
+          <w:szCs w:val="28"/>
+        </w:rPr>
+        <w:t>je 100g</w:t>
+      </w:r>
+      <w:r>
+        <w:rPr>
+          <w:sz w:val="28"/>
+          <w:szCs w:val="28"/>
+          <w:lang w:val="it-IT"/>
+        </w:rPr>
+        <w:t xml:space="preserve">, </w:t>
+      </w:r>
+      <w:r>
+        <w:rPr>
+          <w:sz w:val="28"/>
+          <w:szCs w:val="28"/>
+          <w:lang w:val="it-IT"/>
+        </w:rPr>
+        <w:t xml:space="preserve">2 </w:t>
+      </w:r>
+      <w:r>
+        <w:rPr>
+          <w:sz w:val="28"/>
+          <w:szCs w:val="28"/>
+          <w:lang w:val="it-IT"/>
+        </w:rPr>
+        <w:t>Rumpsteak</w:t>
+      </w:r>
+      <w:r>
+        <w:rPr>
+          <w:sz w:val="28"/>
+          <w:szCs w:val="28"/>
+          <w:lang w:val="it-IT"/>
+        </w:rPr>
+        <w:t xml:space="preserve"> </w:t>
+      </w:r>
+      <w:r>
+        <w:rPr>
+          <w:sz w:val="28"/>
+          <w:szCs w:val="28"/>
+        </w:rPr>
+        <w:t>je 100g</w:t>
+      </w:r>
+      <w:r>
+        <w:rPr>
+          <w:sz w:val="28"/>
+          <w:szCs w:val="28"/>
+          <w:lang w:val="it-IT"/>
+        </w:rPr>
+        <w:t xml:space="preserve">, </w:t>
+      </w:r>
+      <w:r>
+        <w:rPr>
+          <w:sz w:val="28"/>
+          <w:szCs w:val="28"/>
+          <w:lang w:val="it-IT"/>
+        </w:rPr>
+        <w:t xml:space="preserve">2 </w:t>
+      </w:r>
+      <w:r>
+        <w:rPr>
+          <w:sz w:val="28"/>
+          <w:szCs w:val="28"/>
+          <w:lang w:val="it-IT"/>
+        </w:rPr>
+        <w:t>Schweinefilet</w:t>
+      </w:r>
+      <w:r>
+        <w:rPr>
+          <w:sz w:val="28"/>
+          <w:szCs w:val="28"/>
+          <w:lang w:val="it-IT"/>
+        </w:rPr>
+        <w:t xml:space="preserve"> </w:t>
+      </w:r>
+      <w:r>
+        <w:rPr>
+          <w:sz w:val="28"/>
+          <w:szCs w:val="28"/>
+        </w:rPr>
+        <w:t>je 100g</w:t>
+      </w:r>
+      <w:r>
+        <w:rPr>
+          <w:sz w:val="28"/>
+          <w:szCs w:val="28"/>
+          <w:lang w:val="it-IT"/>
+        </w:rPr>
+        <w:t xml:space="preserve">, </w:t>
+      </w:r>
+    </w:p>
+    <w:p>
+      <w:pPr>
+        <w:widowControl w:val="0"/>
+        <w:tabs>
+          <w:tab w:val="left" w:pos="281"/>
+          <w:tab w:val="left" w:pos="991"/>
+          <w:tab w:val="left" w:pos="7014"/>
+          <w:tab w:val="left" w:pos="8430"/>
+        </w:tabs>
+        <w:ind w:right="12"/>
+        <w:rPr>
+          <w:sz w:val="28"/>
+          <w:szCs w:val="28"/>
+          <w:lang w:val="it-IT"/>
+        </w:rPr>
+      </w:pPr>
+      <w:r>
+        <w:rPr>
+          <w:sz w:val="28"/>
+          <w:szCs w:val="28"/>
+          <w:lang w:val="it-IT"/>
+        </w:rPr>
+        <w:tab/>
+      </w:r>
+      <w:r>
+        <w:rPr>
+          <w:sz w:val="28"/>
+          <w:szCs w:val="28"/>
+          <w:lang w:val="it-IT"/>
+        </w:rPr>
+        <w:tab/>
+      </w:r>
+      <w:r>
+        <w:rPr>
+          <w:sz w:val="28"/>
+          <w:szCs w:val="28"/>
+          <w:lang w:val="it-IT"/>
+        </w:rPr>
+        <w:t xml:space="preserve">Kaisergemüse mit </w:t>
+      </w:r>
+      <w:r>
+        <w:rPr>
+          <w:sz w:val="28"/>
+          <w:szCs w:val="28"/>
+          <w:lang w:val="it-IT"/>
+        </w:rPr>
+        <w:t>Hollandaise, gr</w:t>
+      </w:r>
+      <w:r>
+        <w:rPr>
+          <w:sz w:val="28"/>
+          <w:szCs w:val="28"/>
+          <w:lang w:val="it-IT"/>
+        </w:rPr>
+        <w:t xml:space="preserve">üne Bohnen mit Speck, </w:t>
+      </w:r>
+    </w:p>
+    <w:p>
+      <w:pPr>
+        <w:widowControl w:val="0"/>
+        <w:tabs>
+          <w:tab w:val="left" w:pos="281"/>
+          <w:tab w:val="left" w:pos="991"/>
+          <w:tab w:val="left" w:pos="7014"/>
+          <w:tab w:val="left" w:pos="8430"/>
+        </w:tabs>
+        <w:ind w:right="12"/>
+        <w:rPr>
+          <w:sz w:val="28"/>
+          <w:szCs w:val="28"/>
+          <w:lang w:val="it-IT"/>
+        </w:rPr>
+      </w:pPr>
+      <w:r>
+        <w:rPr>
+          <w:sz w:val="28"/>
+          <w:szCs w:val="28"/>
+          <w:lang w:val="it-IT"/>
+        </w:rPr>
+        <w:tab/>
+      </w:r>
+      <w:r>
+        <w:rPr>
+          <w:sz w:val="28"/>
+          <w:szCs w:val="28"/>
+          <w:lang w:val="it-IT"/>
+        </w:rPr>
+        <w:tab/>
+      </w:r>
+      <w:r>
+        <w:rPr>
+          <w:sz w:val="28"/>
+          <w:szCs w:val="28"/>
+          <w:lang w:val="it-IT"/>
+        </w:rPr>
+        <w:t xml:space="preserve">6 </w:t>
+      </w:r>
+      <w:r>
+        <w:rPr>
+          <w:sz w:val="28"/>
+          <w:szCs w:val="28"/>
+          <w:lang w:val="it-IT"/>
+        </w:rPr>
+        <w:t xml:space="preserve">Herzogin-Kartoffeln, </w:t>
+      </w:r>
+      <w:r>
+        <w:rPr>
+          <w:sz w:val="28"/>
+          <w:szCs w:val="28"/>
+          <w:lang w:val="it-IT"/>
+        </w:rPr>
+        <w:t xml:space="preserve">2 </w:t>
+      </w:r>
+      <w:r>
+        <w:rPr>
+          <w:sz w:val="28"/>
+          <w:szCs w:val="28"/>
+          <w:lang w:val="it-IT"/>
+        </w:rPr>
+        <w:t xml:space="preserve">gebackene Kartoffeln mit Kräutersahnequark, </w:t>
+      </w:r>
+    </w:p>
+    <w:p>
+      <w:pPr>
+        <w:widowControl w:val="0"/>
+        <w:tabs>
+          <w:tab w:val="left" w:pos="281"/>
+          <w:tab w:val="left" w:pos="991"/>
+          <w:tab w:val="left" w:pos="7014"/>
+          <w:tab w:val="left" w:pos="8430"/>
+        </w:tabs>
+        <w:ind w:right="12"/>
+        <w:rPr>
+          <w:sz w:val="28"/>
+          <w:szCs w:val="28"/>
+        </w:rPr>
+      </w:pPr>
+      <w:r>
+        <w:rPr>
+          <w:sz w:val="28"/>
+          <w:szCs w:val="28"/>
+          <w:lang w:val="it-IT"/>
+        </w:rPr>
+        <w:tab/>
+      </w:r>
+      <w:r>
+        <w:rPr>
+          <w:sz w:val="28"/>
+          <w:szCs w:val="28"/>
+          <w:lang w:val="it-IT"/>
+        </w:rPr>
+        <w:tab/>
+        <w:t xml:space="preserve">2 </w:t>
+      </w:r>
+      <w:r>
+        <w:rPr>
+          <w:sz w:val="28"/>
+          <w:szCs w:val="28"/>
+          <w:lang w:val="it-IT"/>
+        </w:rPr>
+        <w:t>Steakhausbrot und Salat.</w:t>
       </w:r>
       <w:r>
         <w:rPr>
@@ -4807,6 +5637,15 @@
         </w:rPr>
         <w:t xml:space="preserve">Schnitzel “Wiener Art” </w:t>
       </w:r>
+      <w:r>
+        <w:rPr>
+          <w:b/>
+          <w:bCs/>
+          <w:sz w:val="28"/>
+          <w:szCs w:val="28"/>
+        </w:rPr>
+        <w:t>220g</w:t>
+      </w:r>
     </w:p>
     <w:p>
       <w:pPr>
@@ -4926,6 +5765,15 @@
         </w:rPr>
         <w:t xml:space="preserve">Zigeunerschnitzel </w:t>
       </w:r>
+      <w:r>
+        <w:rPr>
+          <w:b/>
+          <w:bCs/>
+          <w:sz w:val="28"/>
+          <w:szCs w:val="28"/>
+        </w:rPr>
+        <w:t>220g</w:t>
+      </w:r>
     </w:p>
     <w:p>
       <w:pPr>
@@ -5100,6 +5948,19 @@
           <w:szCs w:val="28"/>
         </w:rPr>
         <w:tab/>
+      </w:r>
+      <w:r>
+        <w:rPr>
+          <w:sz w:val="28"/>
+          <w:szCs w:val="28"/>
+        </w:rPr>
+        <w:t xml:space="preserve">250g </w:t>
+      </w:r>
+      <w:r>
+        <w:rPr>
+          <w:sz w:val="28"/>
+          <w:szCs w:val="28"/>
+        </w:rPr>
         <w:t>Schweineschnitzel mit Schinken und Käse gefüllt,</w:t>
       </w:r>
     </w:p>
@@ -5242,6 +6103,15 @@
         </w:rPr>
         <w:t xml:space="preserve">Putenschnitzel </w:t>
       </w:r>
+      <w:r>
+        <w:rPr>
+          <w:b/>
+          <w:bCs/>
+          <w:sz w:val="28"/>
+          <w:szCs w:val="28"/>
+        </w:rPr>
+        <w:t>220g</w:t>
+      </w:r>
     </w:p>
     <w:p>
       <w:pPr>
@@ -5592,7 +6462,41 @@
           <w:szCs w:val="28"/>
         </w:rPr>
         <w:tab/>
-        <w:t xml:space="preserve">Argentinisches Rumpsteak mit Schinken und Käse gefüllt, </w:t>
+      </w:r>
+      <w:r>
+        <w:rPr>
+          <w:sz w:val="28"/>
+          <w:szCs w:val="28"/>
+        </w:rPr>
+        <w:t xml:space="preserve">250g </w:t>
+      </w:r>
+      <w:r>
+        <w:rPr>
+          <w:sz w:val="28"/>
+          <w:szCs w:val="28"/>
+        </w:rPr>
+        <w:t xml:space="preserve">Argentinisches Rumpsteak mit </w:t>
+      </w:r>
+      <w:r>
+        <w:rPr>
+          <w:sz w:val="28"/>
+          <w:szCs w:val="28"/>
+        </w:rPr>
+        <w:t>100g Kochs</w:t>
+      </w:r>
+      <w:r>
+        <w:rPr>
+          <w:sz w:val="28"/>
+          <w:szCs w:val="28"/>
+        </w:rPr>
+        <w:t xml:space="preserve">chinken und </w:t>
+      </w:r>
+      <w:r>
+        <w:rPr>
+          <w:sz w:val="28"/>
+          <w:szCs w:val="28"/>
+        </w:rPr>
+        <w:t xml:space="preserve">100g </w:t>
       </w:r>
     </w:p>
     <w:p>
@@ -5622,13 +6526,14 @@
           <w:szCs w:val="28"/>
         </w:rPr>
         <w:tab/>
-      </w:r>
-      <w:r>
-        <w:rPr>
-          <w:sz w:val="28"/>
-          <w:szCs w:val="28"/>
-        </w:rPr>
-        <w:t xml:space="preserve">dazu </w:t>
+        <w:t>Edamer-</w:t>
+      </w:r>
+      <w:r>
+        <w:rPr>
+          <w:sz w:val="28"/>
+          <w:szCs w:val="28"/>
+        </w:rPr>
+        <w:t xml:space="preserve">Käse gefüllt, dazu </w:t>
       </w:r>
       <w:r>
         <w:rPr>
@@ -5644,8 +6549,6 @@
         </w:rPr>
         <w:t>Kugel</w:t>
       </w:r>
-      <w:bookmarkStart w:id="2" w:name="_GoBack"/>
-      <w:bookmarkEnd w:id="2"/>
       <w:r>
         <w:rPr>
           <w:sz w:val="28"/>
@@ -5665,7 +6568,7 @@
           <w:sz w:val="28"/>
           <w:szCs w:val="28"/>
         </w:rPr>
-        <w:t xml:space="preserve">, gebackener Kartoffel mit </w:t>
+        <w:t xml:space="preserve">, gebackener </w:t>
       </w:r>
     </w:p>
     <w:p>
@@ -5701,7 +6604,7 @@
           <w:sz w:val="28"/>
           <w:szCs w:val="28"/>
         </w:rPr>
-        <w:t>Kräutersahnequark und Salat.</w:t>
+        <w:t>Kartoffel mit Kräutersahnequark und Salat.</w:t>
       </w:r>
       <w:r>
         <w:rPr>
@@ -5848,6 +6751,21 @@
         </w:rPr>
         <w:t>Steakhausbrot und Salat.</w:t>
       </w:r>
+    </w:p>
+    <w:p>
+      <w:pPr>
+        <w:widowControl w:val="0"/>
+        <w:tabs>
+          <w:tab w:val="left" w:pos="281"/>
+          <w:tab w:val="left" w:pos="991"/>
+          <w:tab w:val="left" w:pos="7014"/>
+          <w:tab w:val="left" w:pos="8499"/>
+        </w:tabs>
+        <w:rPr>
+          <w:sz w:val="28"/>
+          <w:szCs w:val="28"/>
+        </w:rPr>
+      </w:pPr>
       <w:r>
         <w:rPr>
           <w:sz w:val="28"/>
@@ -5879,6 +6797,49 @@
           <w:szCs w:val="28"/>
         </w:rPr>
       </w:pPr>
+      <w:r>
+        <w:rPr>
+          <w:sz w:val="28"/>
+          <w:szCs w:val="28"/>
+        </w:rPr>
+        <w:lastRenderedPageBreak/>
+        <w:tab/>
+        <w:t xml:space="preserve">   </w:t>
+      </w:r>
+      <w:r>
+        <w:rPr>
+          <w:sz w:val="28"/>
+          <w:szCs w:val="28"/>
+        </w:rPr>
+        <w:t>38</w:t>
+      </w:r>
+      <w:r>
+        <w:rPr>
+          <w:sz w:val="28"/>
+          <w:szCs w:val="28"/>
+        </w:rPr>
+        <w:tab/>
+      </w:r>
+      <w:proofErr w:type="gramStart"/>
+      <w:r>
+        <w:rPr>
+          <w:b/>
+          <w:bCs/>
+          <w:sz w:val="28"/>
+          <w:szCs w:val="28"/>
+        </w:rPr>
+        <w:t>Zigeunersteak  200</w:t>
+      </w:r>
+      <w:proofErr w:type="gramEnd"/>
+      <w:r>
+        <w:rPr>
+          <w:b/>
+          <w:bCs/>
+          <w:sz w:val="28"/>
+          <w:szCs w:val="28"/>
+        </w:rPr>
+        <w:t xml:space="preserve"> gr.</w:t>
+      </w:r>
     </w:p>
     <w:p>
       <w:pPr>
@@ -5902,41 +6863,14 @@
           <w:szCs w:val="28"/>
         </w:rPr>
         <w:tab/>
-        <w:t xml:space="preserve">   </w:t>
-      </w:r>
-      <w:r>
-        <w:rPr>
-          <w:sz w:val="28"/>
-          <w:szCs w:val="28"/>
-        </w:rPr>
-        <w:t>38</w:t>
-      </w:r>
-      <w:r>
-        <w:rPr>
-          <w:sz w:val="28"/>
-          <w:szCs w:val="28"/>
-        </w:rPr>
-        <w:tab/>
-      </w:r>
-      <w:proofErr w:type="gramStart"/>
-      <w:r>
-        <w:rPr>
-          <w:b/>
-          <w:bCs/>
-          <w:sz w:val="28"/>
-          <w:szCs w:val="28"/>
-        </w:rPr>
-        <w:t>Zigeunersteak  200</w:t>
-      </w:r>
-      <w:proofErr w:type="gramEnd"/>
-      <w:r>
-        <w:rPr>
-          <w:b/>
-          <w:bCs/>
-          <w:sz w:val="28"/>
-          <w:szCs w:val="28"/>
-        </w:rPr>
-        <w:t xml:space="preserve"> gr.</w:t>
+      </w:r>
+      <w:r>
+        <w:rPr>
+          <w:sz w:val="28"/>
+          <w:szCs w:val="28"/>
+        </w:rPr>
+        <w:tab/>
+        <w:t xml:space="preserve">Argentinisches Rumpsteak mit Zigeunersoße, </w:t>
       </w:r>
     </w:p>
     <w:p>
@@ -5968,7 +6902,13 @@
           <w:szCs w:val="28"/>
         </w:rPr>
         <w:tab/>
-        <w:t xml:space="preserve">Argentinisches Rumpsteak mit Zigeunersoße, </w:t>
+      </w:r>
+      <w:r>
+        <w:rPr>
+          <w:sz w:val="28"/>
+          <w:szCs w:val="28"/>
+        </w:rPr>
+        <w:t>Bratkartoffeln, Steakhausbrot und Salat.</w:t>
       </w:r>
     </w:p>
     <w:p>
@@ -5987,27 +6927,6 @@
           <w:szCs w:val="28"/>
         </w:rPr>
       </w:pPr>
-      <w:r>
-        <w:rPr>
-          <w:sz w:val="28"/>
-          <w:szCs w:val="28"/>
-        </w:rPr>
-        <w:tab/>
-      </w:r>
-      <w:r>
-        <w:rPr>
-          <w:sz w:val="28"/>
-          <w:szCs w:val="28"/>
-        </w:rPr>
-        <w:tab/>
-      </w:r>
-      <w:r>
-        <w:rPr>
-          <w:sz w:val="28"/>
-          <w:szCs w:val="28"/>
-        </w:rPr>
-        <w:t>Bratkartoffeln, Steakhausbrot und Salat.</w:t>
-      </w:r>
     </w:p>
     <w:p>
       <w:pPr>
@@ -6025,6 +6944,48 @@
           <w:szCs w:val="28"/>
         </w:rPr>
       </w:pPr>
+      <w:r>
+        <w:rPr>
+          <w:sz w:val="28"/>
+          <w:szCs w:val="28"/>
+        </w:rPr>
+        <w:tab/>
+        <w:t xml:space="preserve">   </w:t>
+      </w:r>
+      <w:r>
+        <w:rPr>
+          <w:sz w:val="28"/>
+          <w:szCs w:val="28"/>
+        </w:rPr>
+        <w:t>39</w:t>
+      </w:r>
+      <w:r>
+        <w:rPr>
+          <w:sz w:val="28"/>
+          <w:szCs w:val="28"/>
+        </w:rPr>
+        <w:tab/>
+      </w:r>
+      <w:proofErr w:type="gramStart"/>
+      <w:r>
+        <w:rPr>
+          <w:b/>
+          <w:bCs/>
+          <w:sz w:val="28"/>
+          <w:szCs w:val="28"/>
+        </w:rPr>
+        <w:t>Pfeffersteak  200</w:t>
+      </w:r>
+      <w:proofErr w:type="gramEnd"/>
+      <w:r>
+        <w:rPr>
+          <w:b/>
+          <w:bCs/>
+          <w:sz w:val="28"/>
+          <w:szCs w:val="28"/>
+        </w:rPr>
+        <w:t xml:space="preserve"> gr.</w:t>
+      </w:r>
     </w:p>
     <w:p>
       <w:pPr>
@@ -6048,41 +7009,34 @@
           <w:szCs w:val="28"/>
         </w:rPr>
         <w:tab/>
-        <w:t xml:space="preserve">   </w:t>
-      </w:r>
-      <w:r>
-        <w:rPr>
-          <w:sz w:val="28"/>
-          <w:szCs w:val="28"/>
-        </w:rPr>
-        <w:t>39</w:t>
-      </w:r>
-      <w:r>
-        <w:rPr>
-          <w:sz w:val="28"/>
-          <w:szCs w:val="28"/>
-        </w:rPr>
-        <w:tab/>
-      </w:r>
-      <w:proofErr w:type="gramStart"/>
-      <w:r>
-        <w:rPr>
-          <w:b/>
-          <w:bCs/>
-          <w:sz w:val="28"/>
-          <w:szCs w:val="28"/>
-        </w:rPr>
-        <w:t>Pfeffersteak  200</w:t>
-      </w:r>
-      <w:proofErr w:type="gramEnd"/>
-      <w:r>
-        <w:rPr>
-          <w:b/>
-          <w:bCs/>
-          <w:sz w:val="28"/>
-          <w:szCs w:val="28"/>
-        </w:rPr>
-        <w:t xml:space="preserve"> gr.</w:t>
+      </w:r>
+      <w:r>
+        <w:rPr>
+          <w:sz w:val="28"/>
+          <w:szCs w:val="28"/>
+        </w:rPr>
+        <w:tab/>
+      </w:r>
+      <w:r>
+        <w:rPr>
+          <w:sz w:val="28"/>
+          <w:szCs w:val="28"/>
+        </w:rPr>
+        <w:t>Argentinisches Filetsteak mit einer pikanten</w:t>
+      </w:r>
+      <w:r>
+        <w:rPr>
+          <w:sz w:val="28"/>
+          <w:szCs w:val="28"/>
+        </w:rPr>
+        <w:t xml:space="preserve"> Pfeffersauce</w:t>
+      </w:r>
+      <w:r>
+        <w:rPr>
+          <w:sz w:val="28"/>
+          <w:szCs w:val="28"/>
+        </w:rPr>
+        <w:t xml:space="preserve">, dazu </w:t>
       </w:r>
     </w:p>
     <w:p>
@@ -6120,23 +7074,14 @@
           <w:sz w:val="28"/>
           <w:szCs w:val="28"/>
         </w:rPr>
-        <w:t xml:space="preserve">Argentinisches Filetsteak mit </w:t>
-      </w:r>
-      <w:proofErr w:type="gramStart"/>
-      <w:r>
-        <w:rPr>
-          <w:sz w:val="28"/>
-          <w:szCs w:val="28"/>
-        </w:rPr>
-        <w:t>einer pikanten, dazu gebackener Kartoffel</w:t>
-      </w:r>
-      <w:proofErr w:type="gramEnd"/>
-      <w:r>
-        <w:rPr>
-          <w:sz w:val="28"/>
-          <w:szCs w:val="28"/>
-        </w:rPr>
-        <w:t xml:space="preserve"> </w:t>
+        <w:t xml:space="preserve">gebackener Kartoffel mit Kräutersahnequark, </w:t>
+      </w:r>
+      <w:r>
+        <w:rPr>
+          <w:sz w:val="28"/>
+          <w:szCs w:val="28"/>
+        </w:rPr>
+        <w:t>Steakhausbrot und Salat.</w:t>
       </w:r>
     </w:p>
     <w:p>
@@ -6155,34 +7100,6 @@
           <w:szCs w:val="28"/>
         </w:rPr>
       </w:pPr>
-      <w:r>
-        <w:rPr>
-          <w:sz w:val="28"/>
-          <w:szCs w:val="28"/>
-        </w:rPr>
-        <w:tab/>
-      </w:r>
-      <w:r>
-        <w:rPr>
-          <w:sz w:val="28"/>
-          <w:szCs w:val="28"/>
-        </w:rPr>
-        <w:tab/>
-      </w:r>
-      <w:r>
-        <w:rPr>
-          <w:sz w:val="28"/>
-          <w:szCs w:val="28"/>
-        </w:rPr>
-        <w:t xml:space="preserve">mit Kräutersahnequark, </w:t>
-      </w:r>
-      <w:r>
-        <w:rPr>
-          <w:sz w:val="28"/>
-          <w:szCs w:val="28"/>
-        </w:rPr>
-        <w:t>Steakhausbrot und Salat.</w:t>
-      </w:r>
     </w:p>
     <w:p>
       <w:pPr>
@@ -6200,6 +7117,56 @@
           <w:szCs w:val="28"/>
         </w:rPr>
       </w:pPr>
+      <w:r>
+        <w:rPr>
+          <w:sz w:val="28"/>
+          <w:szCs w:val="28"/>
+        </w:rPr>
+        <w:t xml:space="preserve">       </w:t>
+      </w:r>
+      <w:r>
+        <w:rPr>
+          <w:sz w:val="28"/>
+          <w:szCs w:val="28"/>
+        </w:rPr>
+        <w:t>40</w:t>
+      </w:r>
+      <w:r>
+        <w:rPr>
+          <w:sz w:val="28"/>
+          <w:szCs w:val="28"/>
+        </w:rPr>
+        <w:tab/>
+      </w:r>
+      <w:r>
+        <w:rPr>
+          <w:b/>
+          <w:bCs/>
+          <w:sz w:val="28"/>
+          <w:szCs w:val="28"/>
+        </w:rPr>
+        <w:t>Madagaskar-</w:t>
+      </w:r>
+      <w:proofErr w:type="gramStart"/>
+      <w:r>
+        <w:rPr>
+          <w:b/>
+          <w:bCs/>
+          <w:sz w:val="28"/>
+          <w:szCs w:val="28"/>
+        </w:rPr>
+        <w:t>Pfeffersteak  200</w:t>
+      </w:r>
+      <w:proofErr w:type="gramEnd"/>
+      <w:r>
+        <w:rPr>
+          <w:b/>
+          <w:bCs/>
+          <w:sz w:val="28"/>
+          <w:szCs w:val="28"/>
+        </w:rPr>
+        <w:t xml:space="preserve"> gr.</w:t>
+      </w:r>
     </w:p>
     <w:p>
       <w:pPr>
@@ -6222,50 +7189,15 @@
           <w:sz w:val="28"/>
           <w:szCs w:val="28"/>
         </w:rPr>
-        <w:t xml:space="preserve">       </w:t>
-      </w:r>
-      <w:r>
-        <w:rPr>
-          <w:sz w:val="28"/>
-          <w:szCs w:val="28"/>
-        </w:rPr>
-        <w:t>40</w:t>
-      </w:r>
-      <w:r>
-        <w:rPr>
-          <w:sz w:val="28"/>
-          <w:szCs w:val="28"/>
-        </w:rPr>
-        <w:tab/>
-      </w:r>
-      <w:r>
-        <w:rPr>
-          <w:b/>
-          <w:bCs/>
-          <w:sz w:val="28"/>
-          <w:szCs w:val="28"/>
-        </w:rPr>
-        <w:t>Madagaskar-</w:t>
-      </w:r>
-      <w:proofErr w:type="gramStart"/>
-      <w:r>
-        <w:rPr>
-          <w:b/>
-          <w:bCs/>
-          <w:sz w:val="28"/>
-          <w:szCs w:val="28"/>
-        </w:rPr>
-        <w:t>Pfeffersteak  200</w:t>
-      </w:r>
-      <w:proofErr w:type="gramEnd"/>
-      <w:r>
-        <w:rPr>
-          <w:b/>
-          <w:bCs/>
-          <w:sz w:val="28"/>
-          <w:szCs w:val="28"/>
-        </w:rPr>
-        <w:t xml:space="preserve"> gr.</w:t>
+        <w:tab/>
+      </w:r>
+      <w:r>
+        <w:rPr>
+          <w:sz w:val="28"/>
+          <w:szCs w:val="28"/>
+        </w:rPr>
+        <w:tab/>
+        <w:t xml:space="preserve">Argentinisches Rumpsteak mit einer scharfen Pfeffersauce, </w:t>
       </w:r>
     </w:p>
     <w:p>
@@ -6297,7 +7229,7 @@
           <w:szCs w:val="28"/>
         </w:rPr>
         <w:tab/>
-        <w:t xml:space="preserve">Argentinisches Rumpsteak mit einer scharfen Pfeffersauce, </w:t>
+        <w:t>mit Cognac flambiert und einem Schuss Rotwein abgeschmeckt.</w:t>
       </w:r>
     </w:p>
     <w:p>
@@ -6329,7 +7261,21 @@
           <w:szCs w:val="28"/>
         </w:rPr>
         <w:tab/>
-        <w:t>mit Cognac flambiert und einem Schuss Rotwein abgeschmeckt.</w:t>
+        <w:t>Dazu Bratkartoffeln, Steakhausbrot und Salat.</w:t>
+      </w:r>
+      <w:r>
+        <w:rPr>
+          <w:sz w:val="28"/>
+          <w:szCs w:val="28"/>
+        </w:rPr>
+        <w:tab/>
+      </w:r>
+      <w:r>
+        <w:rPr>
+          <w:sz w:val="28"/>
+          <w:szCs w:val="28"/>
+        </w:rPr>
+        <w:tab/>
       </w:r>
     </w:p>
     <w:p>
@@ -6348,35 +7294,6 @@
           <w:szCs w:val="28"/>
         </w:rPr>
       </w:pPr>
-      <w:r>
-        <w:rPr>
-          <w:sz w:val="28"/>
-          <w:szCs w:val="28"/>
-        </w:rPr>
-        <w:tab/>
-      </w:r>
-      <w:r>
-        <w:rPr>
-          <w:sz w:val="28"/>
-          <w:szCs w:val="28"/>
-        </w:rPr>
-        <w:tab/>
-        <w:t>Dazu Bratkartoffeln, Steakhausbrot und Salat.</w:t>
-      </w:r>
-      <w:r>
-        <w:rPr>
-          <w:sz w:val="28"/>
-          <w:szCs w:val="28"/>
-        </w:rPr>
-        <w:tab/>
-      </w:r>
-      <w:r>
-        <w:rPr>
-          <w:sz w:val="28"/>
-          <w:szCs w:val="28"/>
-        </w:rPr>
-        <w:tab/>
-      </w:r>
     </w:p>
     <w:p>
       <w:pPr>
@@ -6394,6 +7311,57 @@
           <w:szCs w:val="28"/>
         </w:rPr>
       </w:pPr>
+      <w:r>
+        <w:rPr>
+          <w:sz w:val="28"/>
+          <w:szCs w:val="28"/>
+        </w:rPr>
+        <w:tab/>
+        <w:t xml:space="preserve">   </w:t>
+      </w:r>
+      <w:r>
+        <w:rPr>
+          <w:sz w:val="28"/>
+          <w:szCs w:val="28"/>
+        </w:rPr>
+        <w:t>41</w:t>
+      </w:r>
+      <w:r>
+        <w:rPr>
+          <w:sz w:val="28"/>
+          <w:szCs w:val="28"/>
+        </w:rPr>
+        <w:tab/>
+      </w:r>
+      <w:proofErr w:type="gramStart"/>
+      <w:r>
+        <w:rPr>
+          <w:b/>
+          <w:bCs/>
+          <w:sz w:val="28"/>
+          <w:szCs w:val="28"/>
+        </w:rPr>
+        <w:t>Steakteller</w:t>
+      </w:r>
+      <w:r>
+        <w:rPr>
+          <w:b/>
+          <w:bCs/>
+          <w:sz w:val="28"/>
+          <w:szCs w:val="28"/>
+        </w:rPr>
+        <w:t xml:space="preserve">  300</w:t>
+      </w:r>
+      <w:proofErr w:type="gramEnd"/>
+      <w:r>
+        <w:rPr>
+          <w:b/>
+          <w:bCs/>
+          <w:sz w:val="28"/>
+          <w:szCs w:val="28"/>
+        </w:rPr>
+        <w:t>g</w:t>
+      </w:r>
     </w:p>
     <w:p>
       <w:pPr>
@@ -6417,30 +7385,64 @@
           <w:szCs w:val="28"/>
         </w:rPr>
         <w:tab/>
-        <w:t xml:space="preserve">   </w:t>
-      </w:r>
-      <w:r>
-        <w:rPr>
-          <w:sz w:val="28"/>
-          <w:szCs w:val="28"/>
-        </w:rPr>
-        <w:t>41</w:t>
-      </w:r>
-      <w:r>
-        <w:rPr>
-          <w:sz w:val="28"/>
-          <w:szCs w:val="28"/>
-        </w:rPr>
-        <w:tab/>
-      </w:r>
-      <w:r>
-        <w:rPr>
-          <w:b/>
-          <w:bCs/>
-          <w:sz w:val="28"/>
-          <w:szCs w:val="28"/>
-        </w:rPr>
-        <w:t>Steakteller</w:t>
+      </w:r>
+      <w:r>
+        <w:rPr>
+          <w:sz w:val="28"/>
+          <w:szCs w:val="28"/>
+        </w:rPr>
+        <w:tab/>
+      </w:r>
+      <w:r>
+        <w:rPr>
+          <w:sz w:val="28"/>
+          <w:szCs w:val="28"/>
+        </w:rPr>
+        <w:t xml:space="preserve">100g </w:t>
+      </w:r>
+      <w:r>
+        <w:rPr>
+          <w:sz w:val="28"/>
+          <w:szCs w:val="28"/>
+        </w:rPr>
+        <w:t xml:space="preserve">Argentinisches Rumpsteak, </w:t>
+      </w:r>
+      <w:r>
+        <w:rPr>
+          <w:sz w:val="28"/>
+          <w:szCs w:val="28"/>
+        </w:rPr>
+        <w:t xml:space="preserve">100g </w:t>
+      </w:r>
+      <w:proofErr w:type="gramStart"/>
+      <w:r>
+        <w:rPr>
+          <w:sz w:val="28"/>
+          <w:szCs w:val="28"/>
+        </w:rPr>
+        <w:t>Schweinefilet</w:t>
+      </w:r>
+      <w:r>
+        <w:rPr>
+          <w:sz w:val="28"/>
+          <w:szCs w:val="28"/>
+        </w:rPr>
+        <w:t xml:space="preserve"> </w:t>
+      </w:r>
+      <w:r>
+        <w:rPr>
+          <w:sz w:val="28"/>
+          <w:szCs w:val="28"/>
+        </w:rPr>
+        <w:t>,</w:t>
+      </w:r>
+      <w:proofErr w:type="gramEnd"/>
+      <w:r>
+        <w:rPr>
+          <w:sz w:val="28"/>
+          <w:szCs w:val="28"/>
+        </w:rPr>
+        <w:t xml:space="preserve"> </w:t>
       </w:r>
     </w:p>
     <w:p>
@@ -6472,7 +7474,14 @@
           <w:szCs w:val="28"/>
         </w:rPr>
         <w:tab/>
-        <w:t xml:space="preserve">Argentinisches Rumpsteak, Schweinefilet, Hacksteak, </w:t>
+        <w:t xml:space="preserve">100g </w:t>
+      </w:r>
+      <w:r>
+        <w:rPr>
+          <w:sz w:val="28"/>
+          <w:szCs w:val="28"/>
+        </w:rPr>
+        <w:t xml:space="preserve">Hacksteak, dazu Kaisergemüse mit Sauce Hollandaise, gebackene </w:t>
       </w:r>
     </w:p>
     <w:p>
@@ -6504,7 +7513,14 @@
           <w:szCs w:val="28"/>
         </w:rPr>
         <w:tab/>
-        <w:t xml:space="preserve">dazu Kaisergemüse mit Sauce Hollandaise, gebackene </w:t>
+        <w:t>Kartoffel mit Kräutersahnequark, Steakhausbrot und Salat.</w:t>
+      </w:r>
+      <w:r>
+        <w:rPr>
+          <w:sz w:val="28"/>
+          <w:szCs w:val="28"/>
+        </w:rPr>
+        <w:tab/>
       </w:r>
     </w:p>
     <w:p>
@@ -6523,20 +7539,141 @@
           <w:szCs w:val="28"/>
         </w:rPr>
       </w:pPr>
-      <w:r>
-        <w:rPr>
-          <w:sz w:val="28"/>
-          <w:szCs w:val="28"/>
-        </w:rPr>
-        <w:tab/>
-      </w:r>
-      <w:r>
-        <w:rPr>
-          <w:sz w:val="28"/>
-          <w:szCs w:val="28"/>
-        </w:rPr>
-        <w:tab/>
-        <w:t>Kartoffel mit Kräutersahnequark, Steakhausbrot und Salat.</w:t>
+    </w:p>
+    <w:p>
+      <w:pPr>
+        <w:widowControl w:val="0"/>
+        <w:tabs>
+          <w:tab w:val="left" w:pos="281"/>
+          <w:tab w:val="left" w:pos="991"/>
+          <w:tab w:val="left" w:pos="7014"/>
+          <w:tab w:val="left" w:pos="8430"/>
+        </w:tabs>
+        <w:ind w:right="12"/>
+        <w:rPr>
+          <w:sz w:val="28"/>
+          <w:szCs w:val="28"/>
+        </w:rPr>
+      </w:pPr>
+      <w:r>
+        <w:rPr>
+          <w:sz w:val="28"/>
+          <w:szCs w:val="28"/>
+        </w:rPr>
+        <w:tab/>
+        <w:t xml:space="preserve">   </w:t>
+      </w:r>
+      <w:r>
+        <w:rPr>
+          <w:sz w:val="28"/>
+          <w:szCs w:val="28"/>
+        </w:rPr>
+        <w:t>42</w:t>
+      </w:r>
+      <w:r>
+        <w:rPr>
+          <w:sz w:val="28"/>
+          <w:szCs w:val="28"/>
+        </w:rPr>
+        <w:tab/>
+      </w:r>
+      <w:r>
+        <w:rPr>
+          <w:b/>
+          <w:bCs/>
+          <w:sz w:val="28"/>
+          <w:szCs w:val="28"/>
+        </w:rPr>
+        <w:t>Rumpsteak "Matuschka" 200 gr.</w:t>
+      </w:r>
+    </w:p>
+    <w:p>
+      <w:pPr>
+        <w:widowControl w:val="0"/>
+        <w:tabs>
+          <w:tab w:val="left" w:pos="281"/>
+          <w:tab w:val="left" w:pos="991"/>
+          <w:tab w:val="left" w:pos="7014"/>
+          <w:tab w:val="left" w:pos="8430"/>
+        </w:tabs>
+        <w:ind w:right="12"/>
+        <w:rPr>
+          <w:sz w:val="28"/>
+          <w:szCs w:val="28"/>
+        </w:rPr>
+      </w:pPr>
+      <w:r>
+        <w:rPr>
+          <w:sz w:val="28"/>
+          <w:szCs w:val="28"/>
+        </w:rPr>
+        <w:tab/>
+      </w:r>
+      <w:r>
+        <w:rPr>
+          <w:sz w:val="28"/>
+          <w:szCs w:val="28"/>
+        </w:rPr>
+        <w:tab/>
+        <w:t xml:space="preserve">Argentinisches Rumpsteak mit frischen, </w:t>
+      </w:r>
+      <w:r>
+        <w:rPr>
+          <w:sz w:val="28"/>
+          <w:szCs w:val="28"/>
+        </w:rPr>
+        <w:t xml:space="preserve">150g </w:t>
+      </w:r>
+      <w:r>
+        <w:rPr>
+          <w:sz w:val="28"/>
+          <w:szCs w:val="28"/>
+        </w:rPr>
+        <w:t>gebratenen</w:t>
+      </w:r>
+    </w:p>
+    <w:p>
+      <w:pPr>
+        <w:widowControl w:val="0"/>
+        <w:tabs>
+          <w:tab w:val="left" w:pos="281"/>
+          <w:tab w:val="left" w:pos="991"/>
+          <w:tab w:val="left" w:pos="7014"/>
+          <w:tab w:val="left" w:pos="8430"/>
+        </w:tabs>
+        <w:ind w:right="12"/>
+        <w:rPr>
+          <w:sz w:val="28"/>
+          <w:szCs w:val="28"/>
+        </w:rPr>
+      </w:pPr>
+      <w:r>
+        <w:rPr>
+          <w:sz w:val="28"/>
+          <w:szCs w:val="28"/>
+        </w:rPr>
+        <w:tab/>
+      </w:r>
+      <w:r>
+        <w:rPr>
+          <w:sz w:val="28"/>
+          <w:szCs w:val="28"/>
+        </w:rPr>
+        <w:tab/>
+      </w:r>
+      <w:r>
+        <w:rPr>
+          <w:sz w:val="28"/>
+          <w:szCs w:val="28"/>
+        </w:rPr>
+        <w:t>Champignons, Bratkartoffeln, Steakhausbrot und Salat.</w:t>
+      </w:r>
+      <w:r>
+        <w:rPr>
+          <w:sz w:val="28"/>
+          <w:szCs w:val="28"/>
+        </w:rPr>
+        <w:tab/>
       </w:r>
       <w:r>
         <w:rPr>
@@ -6569,135 +7706,6 @@
         <w:tabs>
           <w:tab w:val="left" w:pos="281"/>
           <w:tab w:val="left" w:pos="991"/>
-          <w:tab w:val="left" w:pos="7014"/>
-          <w:tab w:val="left" w:pos="8430"/>
-        </w:tabs>
-        <w:ind w:right="12"/>
-        <w:rPr>
-          <w:sz w:val="28"/>
-          <w:szCs w:val="28"/>
-        </w:rPr>
-      </w:pPr>
-      <w:r>
-        <w:rPr>
-          <w:sz w:val="28"/>
-          <w:szCs w:val="28"/>
-        </w:rPr>
-        <w:tab/>
-        <w:t xml:space="preserve">   </w:t>
-      </w:r>
-      <w:r>
-        <w:rPr>
-          <w:sz w:val="28"/>
-          <w:szCs w:val="28"/>
-        </w:rPr>
-        <w:t>42</w:t>
-      </w:r>
-      <w:r>
-        <w:rPr>
-          <w:sz w:val="28"/>
-          <w:szCs w:val="28"/>
-        </w:rPr>
-        <w:tab/>
-      </w:r>
-      <w:r>
-        <w:rPr>
-          <w:b/>
-          <w:bCs/>
-          <w:sz w:val="28"/>
-          <w:szCs w:val="28"/>
-        </w:rPr>
-        <w:t>Rumpsteak "Matuschka" 200 gr.</w:t>
-      </w:r>
-    </w:p>
-    <w:p>
-      <w:pPr>
-        <w:widowControl w:val="0"/>
-        <w:tabs>
-          <w:tab w:val="left" w:pos="281"/>
-          <w:tab w:val="left" w:pos="991"/>
-          <w:tab w:val="left" w:pos="7014"/>
-          <w:tab w:val="left" w:pos="8430"/>
-        </w:tabs>
-        <w:ind w:right="12"/>
-        <w:rPr>
-          <w:sz w:val="28"/>
-          <w:szCs w:val="28"/>
-        </w:rPr>
-      </w:pPr>
-      <w:r>
-        <w:rPr>
-          <w:sz w:val="28"/>
-          <w:szCs w:val="28"/>
-        </w:rPr>
-        <w:tab/>
-      </w:r>
-      <w:r>
-        <w:rPr>
-          <w:sz w:val="28"/>
-          <w:szCs w:val="28"/>
-        </w:rPr>
-        <w:tab/>
-        <w:t>Argentinisches Rumpsteak mit frischen, gebratenen</w:t>
-      </w:r>
-    </w:p>
-    <w:p>
-      <w:pPr>
-        <w:widowControl w:val="0"/>
-        <w:tabs>
-          <w:tab w:val="left" w:pos="281"/>
-          <w:tab w:val="left" w:pos="991"/>
-          <w:tab w:val="left" w:pos="7014"/>
-          <w:tab w:val="left" w:pos="8430"/>
-        </w:tabs>
-        <w:ind w:right="12"/>
-        <w:rPr>
-          <w:sz w:val="28"/>
-          <w:szCs w:val="28"/>
-        </w:rPr>
-      </w:pPr>
-      <w:r>
-        <w:rPr>
-          <w:sz w:val="28"/>
-          <w:szCs w:val="28"/>
-        </w:rPr>
-        <w:tab/>
-      </w:r>
-      <w:r>
-        <w:rPr>
-          <w:sz w:val="28"/>
-          <w:szCs w:val="28"/>
-        </w:rPr>
-        <w:tab/>
-      </w:r>
-      <w:r>
-        <w:rPr>
-          <w:sz w:val="28"/>
-          <w:szCs w:val="28"/>
-        </w:rPr>
-        <w:t>Champignons, Bratkartoffeln, Steakhausbrot und Salat.</w:t>
-      </w:r>
-      <w:r>
-        <w:rPr>
-          <w:sz w:val="28"/>
-          <w:szCs w:val="28"/>
-        </w:rPr>
-        <w:tab/>
-      </w:r>
-      <w:r>
-        <w:rPr>
-          <w:sz w:val="28"/>
-          <w:szCs w:val="28"/>
-        </w:rPr>
-        <w:tab/>
-      </w:r>
-    </w:p>
-    <w:p>
-      <w:pPr>
-        <w:widowControl w:val="0"/>
-        <w:tabs>
-          <w:tab w:val="left" w:pos="281"/>
-          <w:tab w:val="left" w:pos="991"/>
           <w:tab w:val="left" w:pos="7360"/>
           <w:tab w:val="left" w:pos="8430"/>
           <w:tab w:val="left" w:pos="8505"/>
@@ -6708,6 +7716,48 @@
           <w:szCs w:val="28"/>
         </w:rPr>
       </w:pPr>
+      <w:r>
+        <w:rPr>
+          <w:sz w:val="28"/>
+          <w:szCs w:val="28"/>
+        </w:rPr>
+        <w:tab/>
+        <w:t xml:space="preserve">   </w:t>
+      </w:r>
+      <w:r>
+        <w:rPr>
+          <w:sz w:val="28"/>
+          <w:szCs w:val="28"/>
+        </w:rPr>
+        <w:t>44</w:t>
+      </w:r>
+      <w:r>
+        <w:rPr>
+          <w:sz w:val="28"/>
+          <w:szCs w:val="28"/>
+        </w:rPr>
+        <w:tab/>
+      </w:r>
+      <w:proofErr w:type="gramStart"/>
+      <w:r>
+        <w:rPr>
+          <w:b/>
+          <w:bCs/>
+          <w:sz w:val="28"/>
+          <w:szCs w:val="28"/>
+        </w:rPr>
+        <w:t>Filetsteak  200</w:t>
+      </w:r>
+      <w:proofErr w:type="gramEnd"/>
+      <w:r>
+        <w:rPr>
+          <w:b/>
+          <w:bCs/>
+          <w:sz w:val="28"/>
+          <w:szCs w:val="28"/>
+        </w:rPr>
+        <w:t xml:space="preserve"> gr.     </w:t>
+      </w:r>
     </w:p>
     <w:p>
       <w:pPr>
@@ -6731,41 +7781,14 @@
           <w:szCs w:val="28"/>
         </w:rPr>
         <w:tab/>
-        <w:t xml:space="preserve">   </w:t>
-      </w:r>
-      <w:r>
-        <w:rPr>
-          <w:sz w:val="28"/>
-          <w:szCs w:val="28"/>
-        </w:rPr>
-        <w:t>44</w:t>
-      </w:r>
-      <w:r>
-        <w:rPr>
-          <w:sz w:val="28"/>
-          <w:szCs w:val="28"/>
-        </w:rPr>
-        <w:tab/>
-      </w:r>
-      <w:proofErr w:type="gramStart"/>
-      <w:r>
-        <w:rPr>
-          <w:b/>
-          <w:bCs/>
-          <w:sz w:val="28"/>
-          <w:szCs w:val="28"/>
-        </w:rPr>
-        <w:t>Filetsteak  200</w:t>
-      </w:r>
-      <w:proofErr w:type="gramEnd"/>
-      <w:r>
-        <w:rPr>
-          <w:b/>
-          <w:bCs/>
-          <w:sz w:val="28"/>
-          <w:szCs w:val="28"/>
-        </w:rPr>
-        <w:t xml:space="preserve"> gr.     </w:t>
+      </w:r>
+      <w:r>
+        <w:rPr>
+          <w:sz w:val="28"/>
+          <w:szCs w:val="28"/>
+        </w:rPr>
+        <w:tab/>
+        <w:t xml:space="preserve">Zartes Stück vom argentinischen Rind, dazu gebackene </w:t>
       </w:r>
     </w:p>
     <w:p>
@@ -6797,7 +7820,21 @@
           <w:szCs w:val="28"/>
         </w:rPr>
         <w:tab/>
-        <w:t xml:space="preserve">Zartes Stück vom argentinischen Rind, dazu gebackene </w:t>
+        <w:t>Kartoffel mit Kräutersahnequark, Steakhausbrot und Salat.</w:t>
+      </w:r>
+      <w:r>
+        <w:rPr>
+          <w:sz w:val="28"/>
+          <w:szCs w:val="28"/>
+        </w:rPr>
+        <w:tab/>
+      </w:r>
+      <w:r>
+        <w:rPr>
+          <w:sz w:val="28"/>
+          <w:szCs w:val="28"/>
+        </w:rPr>
+        <w:tab/>
       </w:r>
     </w:p>
     <w:p>
@@ -6821,29 +7858,7 @@
           <w:sz w:val="28"/>
           <w:szCs w:val="28"/>
         </w:rPr>
-        <w:tab/>
-      </w:r>
-      <w:r>
-        <w:rPr>
-          <w:sz w:val="28"/>
-          <w:szCs w:val="28"/>
-        </w:rPr>
-        <w:tab/>
-        <w:t>Kartoffel mit Kräutersahnequark, Steakhausbrot und Salat.</w:t>
-      </w:r>
-      <w:r>
-        <w:rPr>
-          <w:sz w:val="28"/>
-          <w:szCs w:val="28"/>
-        </w:rPr>
-        <w:tab/>
-      </w:r>
-      <w:r>
-        <w:rPr>
-          <w:sz w:val="28"/>
-          <w:szCs w:val="28"/>
-        </w:rPr>
-        <w:tab/>
+        <w:t xml:space="preserve">   </w:t>
       </w:r>
     </w:p>
     <w:p>
@@ -6858,10 +7873,19 @@
           <w:tab w:val="left" w:pos="8780"/>
         </w:tabs>
         <w:rPr>
-          <w:sz w:val="28"/>
-          <w:szCs w:val="28"/>
-        </w:rPr>
-      </w:pPr>
+          <w:b/>
+          <w:bCs/>
+          <w:sz w:val="28"/>
+          <w:szCs w:val="28"/>
+        </w:rPr>
+      </w:pPr>
+      <w:r>
+        <w:rPr>
+          <w:sz w:val="28"/>
+          <w:szCs w:val="28"/>
+        </w:rPr>
+        <w:t xml:space="preserve"> </w:t>
+      </w:r>
       <w:r>
         <w:rPr>
           <w:sz w:val="28"/>
@@ -6869,61 +7893,37 @@
         </w:rPr>
         <w:t xml:space="preserve">   </w:t>
       </w:r>
-    </w:p>
-    <w:p>
-      <w:pPr>
-        <w:widowControl w:val="0"/>
-        <w:tabs>
-          <w:tab w:val="left" w:pos="281"/>
-          <w:tab w:val="left" w:pos="991"/>
-          <w:tab w:val="left" w:pos="7360"/>
-          <w:tab w:val="left" w:pos="8430"/>
-          <w:tab w:val="left" w:pos="8505"/>
-          <w:tab w:val="left" w:pos="8780"/>
-        </w:tabs>
-        <w:rPr>
-          <w:b/>
-          <w:bCs/>
-          <w:sz w:val="28"/>
-          <w:szCs w:val="28"/>
-        </w:rPr>
-      </w:pPr>
-      <w:r>
-        <w:rPr>
+      <w:r>
+        <w:rPr>
+          <w:sz w:val="28"/>
+          <w:szCs w:val="28"/>
+        </w:rPr>
+        <w:t>418</w:t>
+      </w:r>
+      <w:r>
+        <w:rPr>
+          <w:sz w:val="28"/>
+          <w:szCs w:val="28"/>
+        </w:rPr>
+        <w:tab/>
+      </w:r>
+      <w:r>
+        <w:rPr>
+          <w:b/>
+          <w:bCs/>
+          <w:sz w:val="28"/>
+          <w:szCs w:val="28"/>
+        </w:rPr>
+        <w:t>Grillpfanne „Dubrovnik“</w:t>
+      </w:r>
+      <w:r>
+        <w:rPr>
+          <w:b/>
+          <w:bCs/>
           <w:sz w:val="28"/>
           <w:szCs w:val="28"/>
         </w:rPr>
         <w:t xml:space="preserve"> </w:t>
-      </w:r>
-      <w:r>
-        <w:rPr>
-          <w:sz w:val="28"/>
-          <w:szCs w:val="28"/>
-        </w:rPr>
-        <w:t xml:space="preserve">   </w:t>
-      </w:r>
-      <w:r>
-        <w:rPr>
-          <w:sz w:val="28"/>
-          <w:szCs w:val="28"/>
-        </w:rPr>
-        <w:t>418</w:t>
-      </w:r>
-      <w:r>
-        <w:rPr>
-          <w:sz w:val="28"/>
-          <w:szCs w:val="28"/>
-        </w:rPr>
-        <w:tab/>
-      </w:r>
-      <w:r>
-        <w:rPr>
-          <w:b/>
-          <w:bCs/>
-          <w:sz w:val="28"/>
-          <w:szCs w:val="28"/>
-        </w:rPr>
-        <w:t>Grillpfanne „Dubrovnik“</w:t>
       </w:r>
     </w:p>
     <w:p>
@@ -6948,7 +7948,34 @@
           <w:szCs w:val="28"/>
         </w:rPr>
         <w:tab/>
-        <w:t xml:space="preserve">Geschnetzeltes Rinderfilet und geschnetzeltes Rumpsteak mit </w:t>
+      </w:r>
+      <w:r>
+        <w:rPr>
+          <w:sz w:val="28"/>
+          <w:szCs w:val="28"/>
+        </w:rPr>
+        <w:t xml:space="preserve">100g </w:t>
+      </w:r>
+      <w:r>
+        <w:rPr>
+          <w:sz w:val="28"/>
+          <w:szCs w:val="28"/>
+        </w:rPr>
+        <w:t xml:space="preserve">Geschnetzeltes Rinderfilet und </w:t>
+      </w:r>
+      <w:r>
+        <w:rPr>
+          <w:sz w:val="28"/>
+          <w:szCs w:val="28"/>
+        </w:rPr>
+        <w:t xml:space="preserve">150g </w:t>
+      </w:r>
+      <w:r>
+        <w:rPr>
+          <w:sz w:val="28"/>
+          <w:szCs w:val="28"/>
+        </w:rPr>
+        <w:t xml:space="preserve">geschnetzeltes Rumpsteak </w:t>
       </w:r>
     </w:p>
     <w:p>
@@ -6979,8 +8006,17 @@
           <w:sz w:val="28"/>
           <w:szCs w:val="28"/>
         </w:rPr>
-        <w:t>G</w:t>
-      </w:r>
+        <w:t xml:space="preserve">mit </w:t>
+      </w:r>
+      <w:r>
+        <w:rPr>
+          <w:sz w:val="28"/>
+          <w:szCs w:val="28"/>
+        </w:rPr>
+        <w:t>150g g</w:t>
+      </w:r>
+      <w:bookmarkStart w:id="2" w:name="_GoBack"/>
+      <w:bookmarkEnd w:id="2"/>
       <w:r>
         <w:rPr>
           <w:sz w:val="28"/>
@@ -7343,7 +8379,6 @@
           <w:sz w:val="28"/>
           <w:szCs w:val="28"/>
         </w:rPr>
-        <w:lastRenderedPageBreak/>
         <w:t xml:space="preserve"> </w:t>
       </w:r>
       <w:r>
@@ -7913,6 +8948,36 @@
       <w:effect w:val="none"/>
     </w:rPr>
   </w:style>
+  <w:style w:type="paragraph" w:styleId="Sprechblasentext">
+    <w:name w:val="Balloon Text"/>
+    <w:basedOn w:val="Standard"/>
+    <w:link w:val="SprechblasentextZchn"/>
+    <w:uiPriority w:val="99"/>
+    <w:semiHidden/>
+    <w:unhideWhenUsed/>
+    <w:rsid w:val="00906D89"/>
+    <w:rPr>
+      <w:rFonts w:ascii="Segoe UI" w:hAnsi="Segoe UI" w:cs="Segoe UI"/>
+      <w:sz w:val="18"/>
+      <w:szCs w:val="18"/>
+    </w:rPr>
+  </w:style>
+  <w:style w:type="character" w:customStyle="1" w:styleId="SprechblasentextZchn">
+    <w:name w:val="Sprechblasentext Zchn"/>
+    <w:basedOn w:val="Absatz-Standardschriftart"/>
+    <w:link w:val="Sprechblasentext"/>
+    <w:uiPriority w:val="99"/>
+    <w:semiHidden/>
+    <w:rsid w:val="00906D89"/>
+    <w:rPr>
+      <w:rFonts w:ascii="Segoe UI" w:eastAsia="Times New Roman" w:hAnsi="Segoe UI" w:cs="Segoe UI"/>
+      <w:kern w:val="0"/>
+      <w:sz w:val="18"/>
+      <w:szCs w:val="18"/>
+      <w:lang w:eastAsia="de-DE"/>
+      <w14:ligatures w14:val="none"/>
+    </w:rPr>
+  </w:style>
 </w:styles>
 </file>
 

--- a/CHATGPT/Kalkulation_speisekarte/Speisekarte Gerichte.docx
+++ b/CHATGPT/Kalkulation_speisekarte/Speisekarte Gerichte.docx
@@ -2254,6 +2254,7 @@
           <w:sz w:val="28"/>
           <w:szCs w:val="28"/>
         </w:rPr>
+        <w:lastRenderedPageBreak/>
         <w:tab/>
         <w:t xml:space="preserve">  </w:t>
       </w:r>
@@ -2499,7 +2500,6 @@
           <w:sz w:val="28"/>
           <w:szCs w:val="28"/>
         </w:rPr>
-        <w:lastRenderedPageBreak/>
         <w:t xml:space="preserve">   </w:t>
       </w:r>
       <w:r>
@@ -3971,7 +3971,7 @@
           <w:sz w:val="28"/>
           <w:szCs w:val="28"/>
         </w:rPr>
-        <w:t>Rumpsteak/Rinderfilet geschnetzelt,</w:t>
+        <w:t>80g</w:t>
       </w:r>
       <w:r>
         <w:rPr>
@@ -3984,6 +3984,39 @@
       </w:r>
       <w:r>
         <w:rPr>
+          <w:bCs/>
+          <w:sz w:val="28"/>
+          <w:szCs w:val="28"/>
+        </w:rPr>
+        <w:t>Rumpsteak/</w:t>
+      </w:r>
+      <w:r>
+        <w:rPr>
+          <w:bCs/>
+          <w:sz w:val="28"/>
+          <w:szCs w:val="28"/>
+        </w:rPr>
+        <w:t xml:space="preserve">70g </w:t>
+      </w:r>
+      <w:r>
+        <w:rPr>
+          <w:bCs/>
+          <w:sz w:val="28"/>
+          <w:szCs w:val="28"/>
+        </w:rPr>
+        <w:t>Rinderfilet geschnetzelt,</w:t>
+      </w:r>
+      <w:r>
+        <w:rPr>
+          <w:b/>
+          <w:bCs/>
+          <w:sz w:val="28"/>
+          <w:szCs w:val="28"/>
+        </w:rPr>
+        <w:t xml:space="preserve"> </w:t>
+      </w:r>
+      <w:r>
+        <w:rPr>
           <w:sz w:val="28"/>
           <w:szCs w:val="28"/>
         </w:rPr>
@@ -3994,7 +4027,7 @@
           <w:sz w:val="28"/>
           <w:szCs w:val="28"/>
         </w:rPr>
-        <w:t>, gebratenen</w:t>
+        <w:t xml:space="preserve">, </w:t>
       </w:r>
     </w:p>
     <w:p>
@@ -4024,6 +4057,26 @@
           <w:szCs w:val="28"/>
         </w:rPr>
         <w:tab/>
+      </w:r>
+      <w:r>
+        <w:rPr>
+          <w:sz w:val="28"/>
+          <w:szCs w:val="28"/>
+        </w:rPr>
+        <w:t>gebratenen</w:t>
+      </w:r>
+      <w:r>
+        <w:rPr>
+          <w:sz w:val="28"/>
+          <w:szCs w:val="28"/>
+        </w:rPr>
+        <w:t xml:space="preserve"> </w:t>
+      </w:r>
+      <w:r>
+        <w:rPr>
+          <w:sz w:val="28"/>
+          <w:szCs w:val="28"/>
+        </w:rPr>
         <w:t>Zwiebeln, Pfeffersoße, Kaisergemüse mit Hollandaise</w:t>
       </w:r>
       <w:r>
@@ -4031,7 +4084,45 @@
           <w:sz w:val="28"/>
           <w:szCs w:val="28"/>
         </w:rPr>
-        <w:t xml:space="preserve"> und Salat.</w:t>
+        <w:t xml:space="preserve"> und </w:t>
+      </w:r>
+    </w:p>
+    <w:p>
+      <w:pPr>
+        <w:widowControl w:val="0"/>
+        <w:tabs>
+          <w:tab w:val="left" w:pos="281"/>
+          <w:tab w:val="left" w:pos="991"/>
+          <w:tab w:val="left" w:pos="7439"/>
+          <w:tab w:val="left" w:pos="8280"/>
+        </w:tabs>
+        <w:rPr>
+          <w:sz w:val="28"/>
+          <w:szCs w:val="28"/>
+        </w:rPr>
+      </w:pPr>
+      <w:r>
+        <w:rPr>
+          <w:sz w:val="28"/>
+          <w:szCs w:val="28"/>
+        </w:rPr>
+        <w:tab/>
+      </w:r>
+      <w:r>
+        <w:rPr>
+          <w:sz w:val="28"/>
+          <w:szCs w:val="28"/>
+        </w:rPr>
+        <w:tab/>
+      </w:r>
+      <w:bookmarkStart w:id="2" w:name="_GoBack"/>
+      <w:bookmarkEnd w:id="2"/>
+      <w:r>
+        <w:rPr>
+          <w:sz w:val="28"/>
+          <w:szCs w:val="28"/>
+        </w:rPr>
+        <w:t>Salat.</w:t>
       </w:r>
       <w:r>
         <w:rPr>
@@ -4179,6 +4270,7 @@
           <w:sz w:val="28"/>
           <w:szCs w:val="28"/>
         </w:rPr>
+        <w:lastRenderedPageBreak/>
         <w:tab/>
       </w:r>
       <w:r>
@@ -4376,7 +4468,6 @@
           <w:szCs w:val="28"/>
           <w:lang w:val="en-US"/>
         </w:rPr>
-        <w:lastRenderedPageBreak/>
         <w:t xml:space="preserve">  </w:t>
       </w:r>
       <w:r>
@@ -4892,14 +4983,7 @@
           <w:sz w:val="28"/>
           <w:szCs w:val="28"/>
         </w:rPr>
-        <w:t xml:space="preserve"> </w:t>
-      </w:r>
-      <w:r>
-        <w:rPr>
-          <w:sz w:val="28"/>
-          <w:szCs w:val="28"/>
-        </w:rPr>
-        <w:t>je 100g</w:t>
+        <w:t xml:space="preserve"> je 100g</w:t>
       </w:r>
       <w:r>
         <w:rPr>
@@ -4951,12 +5035,6 @@
           <w:szCs w:val="28"/>
         </w:rPr>
         <w:tab/>
-      </w:r>
-      <w:r>
-        <w:rPr>
-          <w:sz w:val="28"/>
-          <w:szCs w:val="28"/>
-        </w:rPr>
         <w:t>je 100g</w:t>
       </w:r>
       <w:r>
@@ -4985,14 +5063,7 @@
           <w:sz w:val="28"/>
           <w:szCs w:val="28"/>
         </w:rPr>
-        <w:t xml:space="preserve"> </w:t>
-      </w:r>
-      <w:r>
-        <w:rPr>
-          <w:sz w:val="28"/>
-          <w:szCs w:val="28"/>
-        </w:rPr>
-        <w:t>je 100g</w:t>
+        <w:t xml:space="preserve"> je 100g</w:t>
       </w:r>
       <w:r>
         <w:rPr>
@@ -5020,14 +5091,7 @@
           <w:sz w:val="28"/>
           <w:szCs w:val="28"/>
         </w:rPr>
-        <w:t xml:space="preserve"> je 5</w:t>
-      </w:r>
-      <w:r>
-        <w:rPr>
-          <w:sz w:val="28"/>
-          <w:szCs w:val="28"/>
-        </w:rPr>
-        <w:t>0g</w:t>
+        <w:t xml:space="preserve"> je 50g</w:t>
       </w:r>
       <w:r>
         <w:rPr>
@@ -6590,6 +6654,7 @@
           <w:sz w:val="28"/>
           <w:szCs w:val="28"/>
         </w:rPr>
+        <w:lastRenderedPageBreak/>
         <w:tab/>
       </w:r>
       <w:r>
@@ -6802,7 +6867,6 @@
           <w:sz w:val="28"/>
           <w:szCs w:val="28"/>
         </w:rPr>
-        <w:lastRenderedPageBreak/>
         <w:tab/>
         <w:t xml:space="preserve">   </w:t>
       </w:r>
@@ -8015,8 +8079,6 @@
         </w:rPr>
         <w:t>150g g</w:t>
       </w:r>
-      <w:bookmarkStart w:id="2" w:name="_GoBack"/>
-      <w:bookmarkEnd w:id="2"/>
       <w:r>
         <w:rPr>
           <w:sz w:val="28"/>
